--- a/paper_artifacts/release_20260614/APV2_论文_白箱预测行动闭环架构_20260614.docx
+++ b/paper_artifacts/release_20260614/APV2_论文_白箱预测行动闭环架构_20260614.docx
@@ -139,7 +139,7 @@
           <w:rFonts w:ascii="Consolas" w:hAnsi="Consolas" w:eastAsia="Consolas"/>
           <w:sz w:val="21"/>
         </w:rPr>
-        <w:t>apv2-release-20260614-final-cn-pdf</w:t>
+        <w:t>apv2-release-20260614-final-longreport</w:t>
       </w:r>
     </w:p>
     <w:p>
@@ -180,6 +180,46 @@
           <w:sz w:val="21"/>
         </w:rPr>
         <w:t xml:space="preserve"> 为准。</w:t>
+      </w:r>
+    </w:p>
+    <w:p>
+      <w:pPr>
+        <w:ind w:firstLine="420"/>
+      </w:pPr>
+      <w:r>
+        <w:rPr>
+          <w:rFonts w:ascii="Microsoft YaHei" w:hAnsi="Microsoft YaHei" w:eastAsia="Microsoft YaHei"/>
+          <w:sz w:val="21"/>
+        </w:rPr>
+        <w:t xml:space="preserve">配套长技术报告: </w:t>
+      </w:r>
+      <w:r>
+        <w:rPr>
+          <w:rFonts w:ascii="Consolas" w:hAnsi="Consolas" w:eastAsia="Consolas"/>
+          <w:sz w:val="21"/>
+        </w:rPr>
+        <w:t>APV2_长篇技术报告_完整论证与实验附录_20260614.docx</w:t>
+      </w:r>
+      <w:r>
+        <w:rPr>
+          <w:rFonts w:ascii="Microsoft YaHei" w:hAnsi="Microsoft YaHei" w:eastAsia="Microsoft YaHei"/>
+          <w:sz w:val="21"/>
+        </w:rPr>
+        <w:t xml:space="preserve"> / </w:t>
+      </w:r>
+      <w:r>
+        <w:rPr>
+          <w:rFonts w:ascii="Consolas" w:hAnsi="Consolas" w:eastAsia="Consolas"/>
+          <w:sz w:val="21"/>
+        </w:rPr>
+        <w:t>.pdf</w:t>
+      </w:r>
+      <w:r>
+        <w:rPr>
+          <w:rFonts w:ascii="Microsoft YaHei" w:hAnsi="Microsoft YaHei" w:eastAsia="Microsoft YaHei"/>
+          <w:sz w:val="21"/>
+        </w:rPr>
+        <w:t>。本文是短主文，负责给出问题、机制、关键证据和结论; 长技术报告承载完整定义、算法、运行 trace、实验附录、术语表和审稿疑问回应。</w:t>
       </w:r>
     </w:p>
     <w:p>
@@ -372,6 +412,18 @@
           <w:sz w:val="21"/>
         </w:rPr>
         <w:t>给出第三方独立复现证据，证明核心思想可以跨语言和工程路线重建，而不是只存在于单一代码库的内部实验中。</w:t>
+      </w:r>
+    </w:p>
+    <w:p>
+      <w:pPr>
+        <w:ind w:firstLine="420"/>
+      </w:pPr>
+      <w:r>
+        <w:rPr>
+          <w:rFonts w:ascii="Microsoft YaHei" w:hAnsi="Microsoft YaHei" w:eastAsia="Microsoft YaHei"/>
+          <w:sz w:val="21"/>
+        </w:rPr>
+        <w:t>本文采用“短主文 + 长技术报告 + artifact 仓库”的发布结构。短主文保持可读性，长技术报告保留完整机制、公式、伪代码、tick trace、实验记录和边界讨论，artifact 仓库提供可复验文件、manifest 和 SHA-256 锚点。这样做的原因是 APV2 不是单一模型组件，而是一套持续认知架构; 若把全部实现细节塞入短主文，会破坏阅读节奏，但若只保留短主文，又无法充分回答白箱性、可复现性和机制边界问题。</w:t>
       </w:r>
     </w:p>
     <w:p>
@@ -813,6 +865,841 @@
           <w:sz w:val="21"/>
         </w:rPr>
         <w:t>短期槽会生成 summary、item、order、continuity、rhythm 等通道。不同槽位有不同槽位系数，越新的对象权重越高，但强对象也可以跨 tick 保持。这样既能保留近期输入，也能保留重要焦点。它不是外部输入，而是叙事性内感受槽: 类似人类用短期记忆中的印象维持一个显性认知片段，再据此判断、接话或行动。</w:t>
+      </w:r>
+    </w:p>
+    <w:p>
+      <w:pPr>
+        <w:pStyle w:val="Heading2"/>
+      </w:pPr>
+      <w:r>
+        <w:rPr>
+          <w:rFonts w:ascii="Microsoft YaHei" w:hAnsi="Microsoft YaHei" w:eastAsia="Microsoft YaHei"/>
+          <w:sz w:val="28"/>
+        </w:rPr>
+        <w:t>2.7 核心过程的形式化摘要</w:t>
+      </w:r>
+    </w:p>
+    <w:p>
+      <w:pPr>
+        <w:ind w:firstLine="420"/>
+      </w:pPr>
+      <w:r>
+        <w:rPr>
+          <w:rFonts w:ascii="Microsoft YaHei" w:hAnsi="Microsoft YaHei" w:eastAsia="Microsoft YaHei"/>
+          <w:sz w:val="21"/>
+        </w:rPr>
+        <w:t xml:space="preserve">为避免“白箱”停留在口号层面，APV2 在实现中把每个 tick 表达为可审计的状态变换。设状态原子集合为 </w:t>
+      </w:r>
+      <w:r>
+        <w:rPr>
+          <w:rFonts w:ascii="Consolas" w:hAnsi="Consolas" w:eastAsia="Consolas"/>
+          <w:sz w:val="21"/>
+        </w:rPr>
+        <w:t>S_t = {s_i}</w:t>
+      </w:r>
+      <w:r>
+        <w:rPr>
+          <w:rFonts w:ascii="Microsoft YaHei" w:hAnsi="Microsoft YaHei" w:eastAsia="Microsoft YaHei"/>
+          <w:sz w:val="21"/>
+        </w:rPr>
+        <w:t xml:space="preserve">，每个 </w:t>
+      </w:r>
+      <w:r>
+        <w:rPr>
+          <w:rFonts w:ascii="Consolas" w:hAnsi="Consolas" w:eastAsia="Consolas"/>
+          <w:sz w:val="21"/>
+        </w:rPr>
+        <w:t>s_i</w:t>
+      </w:r>
+      <w:r>
+        <w:rPr>
+          <w:rFonts w:ascii="Microsoft YaHei" w:hAnsi="Microsoft YaHei" w:eastAsia="Microsoft YaHei"/>
+          <w:sz w:val="21"/>
+        </w:rPr>
+        <w:t xml:space="preserve"> 带有实能量 </w:t>
+      </w:r>
+      <w:r>
+        <w:rPr>
+          <w:rFonts w:ascii="Consolas" w:hAnsi="Consolas" w:eastAsia="Consolas"/>
+          <w:sz w:val="21"/>
+        </w:rPr>
+        <w:t>r_i(t)</w:t>
+      </w:r>
+      <w:r>
+        <w:rPr>
+          <w:rFonts w:ascii="Microsoft YaHei" w:hAnsi="Microsoft YaHei" w:eastAsia="Microsoft YaHei"/>
+          <w:sz w:val="21"/>
+        </w:rPr>
+        <w:t xml:space="preserve">、虚能量 </w:t>
+      </w:r>
+      <w:r>
+        <w:rPr>
+          <w:rFonts w:ascii="Consolas" w:hAnsi="Consolas" w:eastAsia="Consolas"/>
+          <w:sz w:val="21"/>
+        </w:rPr>
+        <w:t>v_i(t)</w:t>
+      </w:r>
+      <w:r>
+        <w:rPr>
+          <w:rFonts w:ascii="Microsoft YaHei" w:hAnsi="Microsoft YaHei" w:eastAsia="Microsoft YaHei"/>
+          <w:sz w:val="21"/>
+        </w:rPr>
+        <w:t xml:space="preserve"> 和来源通道 </w:t>
+      </w:r>
+      <w:r>
+        <w:rPr>
+          <w:rFonts w:ascii="Consolas" w:hAnsi="Consolas" w:eastAsia="Consolas"/>
+          <w:sz w:val="21"/>
+        </w:rPr>
+        <w:t>channel_i</w:t>
+      </w:r>
+      <w:r>
+        <w:rPr>
+          <w:rFonts w:ascii="Microsoft YaHei" w:hAnsi="Microsoft YaHei" w:eastAsia="Microsoft YaHei"/>
+          <w:sz w:val="21"/>
+        </w:rPr>
+        <w:t>。状态池更新可写成:</w:t>
+      </w:r>
+    </w:p>
+    <w:p>
+      <w:r>
+        <w:rPr>
+          <w:rFonts w:ascii="Consolas" w:hAnsi="Consolas" w:eastAsia="Consolas"/>
+          <w:sz w:val="18"/>
+        </w:rPr>
+        <w:t>r_i(t+1) = decay_r * r_i(t) + sensory_i(t) + action_feedback_i(t)</w:t>
+        <w:br/>
+        <w:t>v_i(t+1) = decay_v * v_i(t) + successor_i(t) + short_term_readback_i(t) + learned_vector_i(t)</w:t>
+        <w:br/>
+        <w:t>pressure_i(t) = |v_i(t) - r_i(t)| * salience_i(t)</w:t>
+      </w:r>
+    </w:p>
+    <w:p>
+      <w:pPr>
+        <w:ind w:firstLine="420"/>
+      </w:pPr>
+      <w:r>
+        <w:rPr>
+          <w:rFonts w:ascii="Microsoft YaHei" w:hAnsi="Microsoft YaHei" w:eastAsia="Microsoft YaHei"/>
+          <w:sz w:val="21"/>
+        </w:rPr>
+        <w:t xml:space="preserve">残差式 B 召回不是一次性 top-k。给定当前 query 质量 </w:t>
+      </w:r>
+      <w:r>
+        <w:rPr>
+          <w:rFonts w:ascii="Consolas" w:hAnsi="Consolas" w:eastAsia="Consolas"/>
+          <w:sz w:val="21"/>
+        </w:rPr>
+        <w:t>q_i^0</w:t>
+      </w:r>
+      <w:r>
+        <w:rPr>
+          <w:rFonts w:ascii="Microsoft YaHei" w:hAnsi="Microsoft YaHei" w:eastAsia="Microsoft YaHei"/>
+          <w:sz w:val="21"/>
+        </w:rPr>
+        <w:t xml:space="preserve">，第 </w:t>
+      </w:r>
+      <w:r>
+        <w:rPr>
+          <w:rFonts w:ascii="Consolas" w:hAnsi="Consolas" w:eastAsia="Consolas"/>
+          <w:sz w:val="21"/>
+        </w:rPr>
+        <w:t>k</w:t>
+      </w:r>
+      <w:r>
+        <w:rPr>
+          <w:rFonts w:ascii="Microsoft YaHei" w:hAnsi="Microsoft YaHei" w:eastAsia="Microsoft YaHei"/>
+          <w:sz w:val="21"/>
+        </w:rPr>
+        <w:t xml:space="preserve"> 轮选择相似度最高的历史对象 </w:t>
+      </w:r>
+      <w:r>
+        <w:rPr>
+          <w:rFonts w:ascii="Consolas" w:hAnsi="Consolas" w:eastAsia="Consolas"/>
+          <w:sz w:val="21"/>
+        </w:rPr>
+        <w:t>B_k</w:t>
+      </w:r>
+      <w:r>
+        <w:rPr>
+          <w:rFonts w:ascii="Microsoft YaHei" w:hAnsi="Microsoft YaHei" w:eastAsia="Microsoft YaHei"/>
+          <w:sz w:val="21"/>
+        </w:rPr>
+        <w:t>:</w:t>
+      </w:r>
+    </w:p>
+    <w:p>
+      <w:r>
+        <w:rPr>
+          <w:rFonts w:ascii="Consolas" w:hAnsi="Consolas" w:eastAsia="Consolas"/>
+          <w:sz w:val="18"/>
+        </w:rPr>
+        <w:t>sim(B, q^k) = Σ_i q_i^k * match(s_i, B) / (Σ_i q_i^k + eps)</w:t>
+        <w:br/>
+        <w:t>energy(B_k) = sim(B_k, q^k) * Σ_i (r_i(t) + v_i(t)) * q_i^k</w:t>
+        <w:br/>
+        <w:t>q_i^{k+1} = q_i^k * (1 - absorb_rate * sim(B_k) * match(s_i, B_k))</w:t>
+      </w:r>
+    </w:p>
+    <w:p>
+      <w:pPr>
+        <w:ind w:firstLine="420"/>
+      </w:pPr>
+      <w:r>
+        <w:rPr>
+          <w:rFonts w:ascii="Microsoft YaHei" w:hAnsi="Microsoft YaHei" w:eastAsia="Microsoft YaHei"/>
+          <w:sz w:val="21"/>
+        </w:rPr>
+        <w:t>这意味着已被 winner 解释的成分在下一轮自然降权，未被解释的成分相对上升。C/C* 后继预测则把被召回对象的未来片段按 lag kernel 叠加:</w:t>
+      </w:r>
+    </w:p>
+    <w:p>
+      <w:r>
+        <w:rPr>
+          <w:rFonts w:ascii="Consolas" w:hAnsi="Consolas" w:eastAsia="Consolas"/>
+          <w:sz w:val="18"/>
+        </w:rPr>
+        <w:t>C*(x) = Σ_k energy(B_k) * Σ_lag K(lag) * support(B_k, lag, x)</w:t>
+        <w:br/>
+        <w:t>K(1) &gt;&gt; K(2) &gt; K(3) ... &gt; 0</w:t>
+      </w:r>
+    </w:p>
+    <w:p>
+      <w:pPr>
+        <w:ind w:firstLine="420"/>
+      </w:pPr>
+      <w:r>
+        <w:rPr>
+          <w:rFonts w:ascii="Microsoft YaHei" w:hAnsi="Microsoft YaHei" w:eastAsia="Microsoft YaHei"/>
+          <w:sz w:val="21"/>
+        </w:rPr>
+        <w:t xml:space="preserve">短期叙事槽每 tick 把最近若干槽位回读为内源性 </w:t>
+      </w:r>
+      <w:r>
+        <w:rPr>
+          <w:rFonts w:ascii="Consolas" w:hAnsi="Consolas" w:eastAsia="Consolas"/>
+          <w:sz w:val="21"/>
+        </w:rPr>
+        <w:t>short_term_slot::*</w:t>
+      </w:r>
+      <w:r>
+        <w:rPr>
+          <w:rFonts w:ascii="Microsoft YaHei" w:hAnsi="Microsoft YaHei" w:eastAsia="Microsoft YaHei"/>
+          <w:sz w:val="21"/>
+        </w:rPr>
+        <w:t xml:space="preserve"> SA:</w:t>
+      </w:r>
+    </w:p>
+    <w:p>
+      <w:r>
+        <w:rPr>
+          <w:rFonts w:ascii="Consolas" w:hAnsi="Consolas" w:eastAsia="Consolas"/>
+          <w:sz w:val="18"/>
+        </w:rPr>
+        <w:t>slot_energy(item) = base_readback * slot_coeff(slot_rank) * item_weight * continuity_gate</w:t>
+        <w:br/>
+        <w:t>order_bias = weak_in_slot_order + stronger_cross_slot_relative_order</w:t>
+      </w:r>
+    </w:p>
+    <w:p>
+      <w:pPr>
+        <w:ind w:firstLine="420"/>
+      </w:pPr>
+      <w:r>
+        <w:rPr>
+          <w:rFonts w:ascii="Microsoft YaHei" w:hAnsi="Microsoft YaHei" w:eastAsia="Microsoft YaHei"/>
+          <w:sz w:val="21"/>
+        </w:rPr>
+        <w:t xml:space="preserve">认知感受来自过程量，而不是外界字段改名。例如，预测熵升高和 C* 峰不清晰会提高低把握/困惑; </w:t>
+      </w:r>
+      <w:r>
+        <w:rPr>
+          <w:rFonts w:ascii="Consolas" w:hAnsi="Consolas" w:eastAsia="Consolas"/>
+          <w:sz w:val="21"/>
+        </w:rPr>
+        <w:t>Σ pressure_i</w:t>
+      </w:r>
+      <w:r>
+        <w:rPr>
+          <w:rFonts w:ascii="Microsoft YaHei" w:hAnsi="Microsoft YaHei" w:eastAsia="Microsoft YaHei"/>
+          <w:sz w:val="21"/>
+        </w:rPr>
+        <w:t xml:space="preserve"> 和行动失败压力会提高回看、替换和请求澄清的 drive; 奖励/惩罚只通过行动后果写入后续记忆，不倒灌成当前行动前的证据。</w:t>
+      </w:r>
+    </w:p>
+    <w:p>
+      <w:pPr>
+        <w:pStyle w:val="Heading2"/>
+      </w:pPr>
+      <w:r>
+        <w:rPr>
+          <w:rFonts w:ascii="Microsoft YaHei" w:hAnsi="Microsoft YaHei" w:eastAsia="Microsoft YaHei"/>
+          <w:sz w:val="28"/>
+        </w:rPr>
+        <w:t>2.8 白箱 tick trace 示例</w:t>
+      </w:r>
+    </w:p>
+    <w:p>
+      <w:pPr>
+        <w:ind w:firstLine="420"/>
+      </w:pPr>
+      <w:r>
+        <w:rPr>
+          <w:rFonts w:ascii="Microsoft YaHei" w:hAnsi="Microsoft YaHei" w:eastAsia="Microsoft YaHei"/>
+          <w:sz w:val="21"/>
+        </w:rPr>
+        <w:t>下面是一个压缩示例，完整 trace schema 和更多样例放在长技术报告与 artifact 仓库中。假设用户输入“关关雎鸠”，系统历史中存在诗句后继经验:</w:t>
+      </w:r>
+    </w:p>
+    <w:tbl>
+      <w:tblPr>
+        <w:tblStyle w:val="TableGrid"/>
+        <w:tblW w:type="auto" w:w="0"/>
+        <w:tblLook w:firstColumn="1" w:firstRow="1" w:lastColumn="0" w:lastRow="0" w:noHBand="0" w:noVBand="1" w:val="04A0"/>
+      </w:tblPr>
+      <w:tblGrid>
+        <w:gridCol w:w="1666"/>
+        <w:gridCol w:w="1666"/>
+        <w:gridCol w:w="1666"/>
+        <w:gridCol w:w="1666"/>
+        <w:gridCol w:w="1666"/>
+        <w:gridCol w:w="1666"/>
+      </w:tblGrid>
+      <w:tr>
+        <w:tc>
+          <w:tcPr>
+            <w:tcW w:type="dxa" w:w="1666"/>
+          </w:tcPr>
+          <w:p>
+            <w:r>
+              <w:rPr>
+                <w:b/>
+              </w:rPr>
+            </w:r>
+            <w:r>
+              <w:rPr>
+                <w:rFonts w:ascii="Microsoft YaHei" w:hAnsi="Microsoft YaHei" w:eastAsia="Microsoft YaHei"/>
+                <w:b/>
+                <w:sz w:val="18"/>
+              </w:rPr>
+              <w:t>tick</w:t>
+            </w:r>
+          </w:p>
+        </w:tc>
+        <w:tc>
+          <w:tcPr>
+            <w:tcW w:type="dxa" w:w="1666"/>
+          </w:tcPr>
+          <w:p>
+            <w:r>
+              <w:rPr>
+                <w:b/>
+              </w:rPr>
+            </w:r>
+            <w:r>
+              <w:rPr>
+                <w:rFonts w:ascii="Microsoft YaHei" w:hAnsi="Microsoft YaHei" w:eastAsia="Microsoft YaHei"/>
+                <w:b/>
+                <w:sz w:val="18"/>
+              </w:rPr>
+              <w:t>状态池主峰</w:t>
+            </w:r>
+          </w:p>
+        </w:tc>
+        <w:tc>
+          <w:tcPr>
+            <w:tcW w:type="dxa" w:w="1666"/>
+          </w:tcPr>
+          <w:p>
+            <w:r>
+              <w:rPr>
+                <w:b/>
+              </w:rPr>
+            </w:r>
+            <w:r>
+              <w:rPr>
+                <w:rFonts w:ascii="Microsoft YaHei" w:hAnsi="Microsoft YaHei" w:eastAsia="Microsoft YaHei"/>
+                <w:b/>
+                <w:sz w:val="18"/>
+              </w:rPr>
+              <w:t>短期叙事槽</w:t>
+            </w:r>
+          </w:p>
+        </w:tc>
+        <w:tc>
+          <w:tcPr>
+            <w:tcW w:type="dxa" w:w="1666"/>
+          </w:tcPr>
+          <w:p>
+            <w:r>
+              <w:rPr>
+                <w:b/>
+              </w:rPr>
+            </w:r>
+            <w:r>
+              <w:rPr>
+                <w:rFonts w:ascii="Microsoft YaHei" w:hAnsi="Microsoft YaHei" w:eastAsia="Microsoft YaHei"/>
+                <w:b/>
+                <w:sz w:val="18"/>
+              </w:rPr>
+              <w:t>B 召回/残差</w:t>
+            </w:r>
+          </w:p>
+        </w:tc>
+        <w:tc>
+          <w:tcPr>
+            <w:tcW w:type="dxa" w:w="1666"/>
+          </w:tcPr>
+          <w:p>
+            <w:r>
+              <w:rPr>
+                <w:b/>
+              </w:rPr>
+            </w:r>
+            <w:r>
+              <w:rPr>
+                <w:rFonts w:ascii="Microsoft YaHei" w:hAnsi="Microsoft YaHei" w:eastAsia="Microsoft YaHei"/>
+                <w:b/>
+                <w:sz w:val="18"/>
+              </w:rPr>
+              <w:t>C* 后继峰</w:t>
+            </w:r>
+          </w:p>
+        </w:tc>
+        <w:tc>
+          <w:tcPr>
+            <w:tcW w:type="dxa" w:w="1666"/>
+          </w:tcPr>
+          <w:p>
+            <w:r>
+              <w:rPr>
+                <w:b/>
+              </w:rPr>
+            </w:r>
+            <w:r>
+              <w:rPr>
+                <w:rFonts w:ascii="Microsoft YaHei" w:hAnsi="Microsoft YaHei" w:eastAsia="Microsoft YaHei"/>
+                <w:b/>
+                <w:sz w:val="18"/>
+              </w:rPr>
+              <w:t>行动倾向</w:t>
+            </w:r>
+          </w:p>
+        </w:tc>
+      </w:tr>
+      <w:tr>
+        <w:tc>
+          <w:tcPr>
+            <w:tcW w:type="dxa" w:w="1666"/>
+          </w:tcPr>
+          <w:p>
+            <w:r/>
+            <w:r>
+              <w:rPr>
+                <w:rFonts w:ascii="Microsoft YaHei" w:hAnsi="Microsoft YaHei" w:eastAsia="Microsoft YaHei"/>
+                <w:sz w:val="18"/>
+              </w:rPr>
+              <w:t>t0</w:t>
+            </w:r>
+          </w:p>
+        </w:tc>
+        <w:tc>
+          <w:tcPr>
+            <w:tcW w:type="dxa" w:w="1666"/>
+          </w:tcPr>
+          <w:p>
+            <w:r/>
+            <w:r>
+              <w:rPr>
+                <w:rFonts w:ascii="Consolas" w:hAnsi="Consolas" w:eastAsia="Consolas"/>
+                <w:sz w:val="18"/>
+              </w:rPr>
+              <w:t>text::关</w:t>
+            </w:r>
+            <w:r>
+              <w:rPr>
+                <w:rFonts w:ascii="Microsoft YaHei" w:hAnsi="Microsoft YaHei" w:eastAsia="Microsoft YaHei"/>
+                <w:sz w:val="18"/>
+              </w:rPr>
+              <w:t xml:space="preserve">, </w:t>
+            </w:r>
+            <w:r>
+              <w:rPr>
+                <w:rFonts w:ascii="Consolas" w:hAnsi="Consolas" w:eastAsia="Consolas"/>
+                <w:sz w:val="18"/>
+              </w:rPr>
+              <w:t>text::关</w:t>
+            </w:r>
+            <w:r>
+              <w:rPr>
+                <w:rFonts w:ascii="Microsoft YaHei" w:hAnsi="Microsoft YaHei" w:eastAsia="Microsoft YaHei"/>
+                <w:sz w:val="18"/>
+              </w:rPr>
+              <w:t xml:space="preserve">, </w:t>
+            </w:r>
+            <w:r>
+              <w:rPr>
+                <w:rFonts w:ascii="Consolas" w:hAnsi="Consolas" w:eastAsia="Consolas"/>
+                <w:sz w:val="18"/>
+              </w:rPr>
+              <w:t>text::雎</w:t>
+            </w:r>
+            <w:r>
+              <w:rPr>
+                <w:rFonts w:ascii="Microsoft YaHei" w:hAnsi="Microsoft YaHei" w:eastAsia="Microsoft YaHei"/>
+                <w:sz w:val="18"/>
+              </w:rPr>
+              <w:t xml:space="preserve">, </w:t>
+            </w:r>
+            <w:r>
+              <w:rPr>
+                <w:rFonts w:ascii="Consolas" w:hAnsi="Consolas" w:eastAsia="Consolas"/>
+                <w:sz w:val="18"/>
+              </w:rPr>
+              <w:t>text::鸠</w:t>
+            </w:r>
+            <w:r>
+              <w:rPr>
+                <w:rFonts w:ascii="Microsoft YaHei" w:hAnsi="Microsoft YaHei" w:eastAsia="Microsoft YaHei"/>
+                <w:sz w:val="18"/>
+              </w:rPr>
+              <w:t xml:space="preserve"> 实能量上升</w:t>
+            </w:r>
+          </w:p>
+        </w:tc>
+        <w:tc>
+          <w:tcPr>
+            <w:tcW w:type="dxa" w:w="1666"/>
+          </w:tcPr>
+          <w:p>
+            <w:r/>
+            <w:r>
+              <w:rPr>
+                <w:rFonts w:ascii="Microsoft YaHei" w:hAnsi="Microsoft YaHei" w:eastAsia="Microsoft YaHei"/>
+                <w:sz w:val="18"/>
+              </w:rPr>
+              <w:t>槽 0 保存当前注意包</w:t>
+            </w:r>
+          </w:p>
+        </w:tc>
+        <w:tc>
+          <w:tcPr>
+            <w:tcW w:type="dxa" w:w="1666"/>
+          </w:tcPr>
+          <w:p>
+            <w:r/>
+            <w:r>
+              <w:rPr>
+                <w:rFonts w:ascii="Microsoft YaHei" w:hAnsi="Microsoft YaHei" w:eastAsia="Microsoft YaHei"/>
+                <w:sz w:val="18"/>
+              </w:rPr>
+              <w:t>第 1 轮 winner 解释“关关雎鸠”片段，残差质量下降</w:t>
+            </w:r>
+          </w:p>
+        </w:tc>
+        <w:tc>
+          <w:tcPr>
+            <w:tcW w:type="dxa" w:w="1666"/>
+          </w:tcPr>
+          <w:p>
+            <w:r/>
+            <w:r>
+              <w:rPr>
+                <w:rFonts w:ascii="Consolas" w:hAnsi="Consolas" w:eastAsia="Consolas"/>
+                <w:sz w:val="18"/>
+              </w:rPr>
+              <w:t>text::在</w:t>
+            </w:r>
+            <w:r>
+              <w:rPr>
+                <w:rFonts w:ascii="Microsoft YaHei" w:hAnsi="Microsoft YaHei" w:eastAsia="Microsoft YaHei"/>
+                <w:sz w:val="18"/>
+              </w:rPr>
+              <w:t xml:space="preserve"> lag1 峰清晰</w:t>
+            </w:r>
+          </w:p>
+        </w:tc>
+        <w:tc>
+          <w:tcPr>
+            <w:tcW w:type="dxa" w:w="1666"/>
+          </w:tcPr>
+          <w:p>
+            <w:r/>
+            <w:r>
+              <w:rPr>
+                <w:rFonts w:ascii="Microsoft YaHei" w:hAnsi="Microsoft YaHei" w:eastAsia="Microsoft YaHei"/>
+                <w:sz w:val="18"/>
+              </w:rPr>
+              <w:t>接着说 drive 上升</w:t>
+            </w:r>
+          </w:p>
+        </w:tc>
+      </w:tr>
+      <w:tr>
+        <w:tc>
+          <w:tcPr>
+            <w:tcW w:type="dxa" w:w="1666"/>
+          </w:tcPr>
+          <w:p>
+            <w:r/>
+            <w:r>
+              <w:rPr>
+                <w:rFonts w:ascii="Microsoft YaHei" w:hAnsi="Microsoft YaHei" w:eastAsia="Microsoft YaHei"/>
+                <w:sz w:val="18"/>
+              </w:rPr>
+              <w:t>t1</w:t>
+            </w:r>
+          </w:p>
+        </w:tc>
+        <w:tc>
+          <w:tcPr>
+            <w:tcW w:type="dxa" w:w="1666"/>
+          </w:tcPr>
+          <w:p>
+            <w:r/>
+            <w:r>
+              <w:rPr>
+                <w:rFonts w:ascii="Consolas" w:hAnsi="Consolas" w:eastAsia="Consolas"/>
+                <w:sz w:val="18"/>
+              </w:rPr>
+              <w:t>short_term_slot::关关雎鸠</w:t>
+            </w:r>
+            <w:r>
+              <w:rPr>
+                <w:rFonts w:ascii="Microsoft YaHei" w:hAnsi="Microsoft YaHei" w:eastAsia="Microsoft YaHei"/>
+                <w:sz w:val="18"/>
+              </w:rPr>
+              <w:t xml:space="preserve"> 虚能量回读</w:t>
+            </w:r>
+          </w:p>
+        </w:tc>
+        <w:tc>
+          <w:tcPr>
+            <w:tcW w:type="dxa" w:w="1666"/>
+          </w:tcPr>
+          <w:p>
+            <w:r/>
+            <w:r>
+              <w:rPr>
+                <w:rFonts w:ascii="Microsoft YaHei" w:hAnsi="Microsoft YaHei" w:eastAsia="Microsoft YaHei"/>
+                <w:sz w:val="18"/>
+              </w:rPr>
+              <w:t>槽 0 为“关关雎鸠”，槽间连续性高</w:t>
+            </w:r>
+          </w:p>
+        </w:tc>
+        <w:tc>
+          <w:tcPr>
+            <w:tcW w:type="dxa" w:w="1666"/>
+          </w:tcPr>
+          <w:p>
+            <w:r/>
+            <w:r>
+              <w:rPr>
+                <w:rFonts w:ascii="Microsoft YaHei" w:hAnsi="Microsoft YaHei" w:eastAsia="Microsoft YaHei"/>
+                <w:sz w:val="18"/>
+              </w:rPr>
+              <w:t>第 2 轮转向未解释后继成分</w:t>
+            </w:r>
+          </w:p>
+        </w:tc>
+        <w:tc>
+          <w:tcPr>
+            <w:tcW w:type="dxa" w:w="1666"/>
+          </w:tcPr>
+          <w:p>
+            <w:r/>
+            <w:r>
+              <w:rPr>
+                <w:rFonts w:ascii="Consolas" w:hAnsi="Consolas" w:eastAsia="Consolas"/>
+                <w:sz w:val="18"/>
+              </w:rPr>
+              <w:t>text::在</w:t>
+            </w:r>
+            <w:r>
+              <w:rPr>
+                <w:rFonts w:ascii="Microsoft YaHei" w:hAnsi="Microsoft YaHei" w:eastAsia="Microsoft YaHei"/>
+                <w:sz w:val="18"/>
+              </w:rPr>
+              <w:t xml:space="preserve"> 胜出，</w:t>
+            </w:r>
+            <w:r>
+              <w:rPr>
+                <w:rFonts w:ascii="Consolas" w:hAnsi="Consolas" w:eastAsia="Consolas"/>
+                <w:sz w:val="18"/>
+              </w:rPr>
+              <w:t>text::河</w:t>
+            </w:r>
+            <w:r>
+              <w:rPr>
+                <w:rFonts w:ascii="Microsoft YaHei" w:hAnsi="Microsoft YaHei" w:eastAsia="Microsoft YaHei"/>
+                <w:sz w:val="18"/>
+              </w:rPr>
+              <w:t xml:space="preserve"> 为下一步候选</w:t>
+            </w:r>
+          </w:p>
+        </w:tc>
+        <w:tc>
+          <w:tcPr>
+            <w:tcW w:type="dxa" w:w="1666"/>
+          </w:tcPr>
+          <w:p>
+            <w:r/>
+            <w:r>
+              <w:rPr>
+                <w:rFonts w:ascii="Microsoft YaHei" w:hAnsi="Microsoft YaHei" w:eastAsia="Microsoft YaHei"/>
+                <w:sz w:val="18"/>
+              </w:rPr>
+              <w:t xml:space="preserve">输出 </w:t>
+            </w:r>
+            <w:r>
+              <w:rPr>
+                <w:rFonts w:ascii="Consolas" w:hAnsi="Consolas" w:eastAsia="Consolas"/>
+                <w:sz w:val="18"/>
+              </w:rPr>
+              <w:t>在</w:t>
+            </w:r>
+          </w:p>
+        </w:tc>
+      </w:tr>
+      <w:tr>
+        <w:tc>
+          <w:tcPr>
+            <w:tcW w:type="dxa" w:w="1666"/>
+          </w:tcPr>
+          <w:p>
+            <w:r/>
+            <w:r>
+              <w:rPr>
+                <w:rFonts w:ascii="Microsoft YaHei" w:hAnsi="Microsoft YaHei" w:eastAsia="Microsoft YaHei"/>
+                <w:sz w:val="18"/>
+              </w:rPr>
+              <w:t>t2</w:t>
+            </w:r>
+          </w:p>
+        </w:tc>
+        <w:tc>
+          <w:tcPr>
+            <w:tcW w:type="dxa" w:w="1666"/>
+          </w:tcPr>
+          <w:p>
+            <w:r/>
+            <w:r>
+              <w:rPr>
+                <w:rFonts w:ascii="Microsoft YaHei" w:hAnsi="Microsoft YaHei" w:eastAsia="Microsoft YaHei"/>
+                <w:sz w:val="18"/>
+              </w:rPr>
+              <w:t xml:space="preserve">输出反馈把 </w:t>
+            </w:r>
+            <w:r>
+              <w:rPr>
+                <w:rFonts w:ascii="Consolas" w:hAnsi="Consolas" w:eastAsia="Consolas"/>
+                <w:sz w:val="18"/>
+              </w:rPr>
+              <w:t>text::在</w:t>
+            </w:r>
+            <w:r>
+              <w:rPr>
+                <w:rFonts w:ascii="Microsoft YaHei" w:hAnsi="Microsoft YaHei" w:eastAsia="Microsoft YaHei"/>
+                <w:sz w:val="18"/>
+              </w:rPr>
+              <w:t xml:space="preserve"> 写回状态池</w:t>
+            </w:r>
+          </w:p>
+        </w:tc>
+        <w:tc>
+          <w:tcPr>
+            <w:tcW w:type="dxa" w:w="1666"/>
+          </w:tcPr>
+          <w:p>
+            <w:r/>
+            <w:r>
+              <w:rPr>
+                <w:rFonts w:ascii="Microsoft YaHei" w:hAnsi="Microsoft YaHei" w:eastAsia="Microsoft YaHei"/>
+                <w:sz w:val="18"/>
+              </w:rPr>
+              <w:t>槽 0 更新为“关关雎鸠，在”</w:t>
+            </w:r>
+          </w:p>
+        </w:tc>
+        <w:tc>
+          <w:tcPr>
+            <w:tcW w:type="dxa" w:w="1666"/>
+          </w:tcPr>
+          <w:p>
+            <w:r/>
+            <w:r>
+              <w:rPr>
+                <w:rFonts w:ascii="Microsoft YaHei" w:hAnsi="Microsoft YaHei" w:eastAsia="Microsoft YaHei"/>
+                <w:sz w:val="18"/>
+              </w:rPr>
+              <w:t>已匹配“在”的 query 成分降权</w:t>
+            </w:r>
+          </w:p>
+        </w:tc>
+        <w:tc>
+          <w:tcPr>
+            <w:tcW w:type="dxa" w:w="1666"/>
+          </w:tcPr>
+          <w:p>
+            <w:r/>
+            <w:r>
+              <w:rPr>
+                <w:rFonts w:ascii="Consolas" w:hAnsi="Consolas" w:eastAsia="Consolas"/>
+                <w:sz w:val="18"/>
+              </w:rPr>
+              <w:t>text::河</w:t>
+            </w:r>
+            <w:r>
+              <w:rPr>
+                <w:rFonts w:ascii="Microsoft YaHei" w:hAnsi="Microsoft YaHei" w:eastAsia="Microsoft YaHei"/>
+                <w:sz w:val="18"/>
+              </w:rPr>
+              <w:t xml:space="preserve"> 成为 lag1 峰</w:t>
+            </w:r>
+          </w:p>
+        </w:tc>
+        <w:tc>
+          <w:tcPr>
+            <w:tcW w:type="dxa" w:w="1666"/>
+          </w:tcPr>
+          <w:p>
+            <w:r/>
+            <w:r>
+              <w:rPr>
+                <w:rFonts w:ascii="Microsoft YaHei" w:hAnsi="Microsoft YaHei" w:eastAsia="Microsoft YaHei"/>
+                <w:sz w:val="18"/>
+              </w:rPr>
+              <w:t xml:space="preserve">输出 </w:t>
+            </w:r>
+            <w:r>
+              <w:rPr>
+                <w:rFonts w:ascii="Consolas" w:hAnsi="Consolas" w:eastAsia="Consolas"/>
+                <w:sz w:val="18"/>
+              </w:rPr>
+              <w:t>河</w:t>
+            </w:r>
+            <w:r>
+              <w:rPr>
+                <w:rFonts w:ascii="Microsoft YaHei" w:hAnsi="Microsoft YaHei" w:eastAsia="Microsoft YaHei"/>
+                <w:sz w:val="18"/>
+              </w:rPr>
+              <w:t xml:space="preserve"> 或继续回放</w:t>
+            </w:r>
+          </w:p>
+        </w:tc>
+      </w:tr>
+    </w:tbl>
+    <w:p>
+      <w:pPr>
+        <w:ind w:firstLine="420"/>
+      </w:pPr>
+      <w:r>
+        <w:rPr>
+          <w:rFonts w:ascii="Microsoft YaHei" w:hAnsi="Microsoft YaHei" w:eastAsia="Microsoft YaHei"/>
+          <w:sz w:val="21"/>
+        </w:rPr>
+        <w:t>如果此时外界打断或 C* 没有清晰唯一峰，注意力会转向新输入、回看或请求澄清，而不是继续按固定 n-gram 输出。这个例子说明 APV2 的“接着说”来自状态池、短期槽、残差召回和 C* 后继峰共同作用，不是答案表或整句动作宏。</w:t>
       </w:r>
     </w:p>
     <w:p>
@@ -3176,7 +4063,7 @@
                 <w:rFonts w:ascii="Consolas" w:hAnsi="Consolas" w:eastAsia="Consolas"/>
                 <w:sz w:val="18"/>
               </w:rPr>
-              <w:t>apv2-release-20260614-final-cn-pdf</w:t>
+              <w:t>apv2-release-20260614-final-longreport</w:t>
             </w:r>
           </w:p>
         </w:tc>
@@ -3350,7 +4237,19 @@
           <w:rFonts w:ascii="Microsoft YaHei" w:hAnsi="Microsoft YaHei" w:eastAsia="Microsoft YaHei"/>
           <w:sz w:val="21"/>
         </w:rPr>
-        <w:t>这使 APV2 更适合被理解为持续认知架构的可复验工程原型，而不是一次性问答模型或产品包装。下一步最有价值的推进方向包括: 更长时间的真实在线运行、更多领域的 teacher-off/cold retest、跨机器 clean rerun、真实桌面/桌宠长期交互、更多第三方独立实现，以及把 artifact 仓库中的冻结证据扩展成更标准的学术复现包。这样的路线可以把当前的机制证明、学习验证和外部复现进一步推进为长期开放环境中的稳定能力证据。</w:t>
+        <w:t>APV2 的能力边界也必须正面说明。它当前不试图替代拥有海量世界知识和强自然语言生成能力的大模型; 面对需要百科事实、复杂数学竞赛、长篇创作、代码工程或多工具开放规划的任务，APV2 需要教师、工具、外部知识源或更长课程。它的优势在另一层: 把当前状态、预测落差、短期叙事、行动反馈和学习痕迹组织成可审计的持续认知场。也就是说，APV2 更像一个可教学、可回看、可修正的认知底座; LLM 更适合承担教师、外部知识源、解释器和工具编排者。二者的关系是互补，而不是单纯胜负。</w:t>
+      </w:r>
+    </w:p>
+    <w:p>
+      <w:pPr>
+        <w:ind w:firstLine="420"/>
+      </w:pPr>
+      <w:r>
+        <w:rPr>
+          <w:rFonts w:ascii="Microsoft YaHei" w:hAnsi="Microsoft YaHei" w:eastAsia="Microsoft YaHei"/>
+          <w:sz w:val="21"/>
+        </w:rPr>
+        <w:t>这使 APV2 更适合被理解为持续认知架构的可复验工程原型，而不是一次性问答模型或产品包装。下一步最有价值的推进方向包括: 更长时间的真实在线运行、更多领域的 teacher-off/cold retest、真实桌面/桌宠长期交互、更多第三方独立实现、正式化引用与 venue 模板，以及把 artifact 仓库中的冻结证据扩展成更标准的学术复现包。这样的路线可以把当前的机制证明、学习验证和外部复现进一步推进为长期开放环境中的稳定能力证据。</w:t>
       </w:r>
     </w:p>
     <w:p>

--- a/paper_artifacts/release_20260614/APV2_论文_白箱预测行动闭环架构_20260614.docx
+++ b/paper_artifacts/release_20260614/APV2_论文_白箱预测行动闭环架构_20260614.docx
@@ -4213,7 +4213,181 @@
           <w:rFonts w:ascii="Microsoft YaHei" w:hAnsi="Microsoft YaHei" w:eastAsia="Microsoft YaHei"/>
           <w:sz w:val="32"/>
         </w:rPr>
-        <w:t>7. 适用边界与下一步</w:t>
+        <w:t>7. 数据、代码与复现可用性</w:t>
+      </w:r>
+    </w:p>
+    <w:p>
+      <w:pPr>
+        <w:ind w:firstLine="420"/>
+      </w:pPr>
+      <w:r>
+        <w:rPr>
+          <w:rFonts w:ascii="Microsoft YaHei" w:hAnsi="Microsoft YaHei" w:eastAsia="Microsoft YaHei"/>
+          <w:sz w:val="21"/>
+        </w:rPr>
+        <w:t>APV2 发布版采用三个公开仓库和一个统一 tag 固定代码、文档与实验产物。</w:t>
+      </w:r>
+      <w:r>
+        <w:rPr>
+          <w:rFonts w:ascii="Consolas" w:hAnsi="Consolas" w:eastAsia="Consolas"/>
+          <w:sz w:val="21"/>
+        </w:rPr>
+        <w:t>Artificial-PsyArch-V2</w:t>
+      </w:r>
+      <w:r>
+        <w:rPr>
+          <w:rFonts w:ascii="Microsoft YaHei" w:hAnsi="Microsoft YaHei" w:eastAsia="Microsoft YaHei"/>
+          <w:sz w:val="21"/>
+        </w:rPr>
+        <w:t xml:space="preserve"> 承载 AP-Core runtime、机制实验、短主文、长篇技术报告和图表; </w:t>
+      </w:r>
+      <w:r>
+        <w:rPr>
+          <w:rFonts w:ascii="Consolas" w:hAnsi="Consolas" w:eastAsia="Consolas"/>
+          <w:sz w:val="21"/>
+        </w:rPr>
+        <w:t>APV2-GL-OpenWorld-Chinese</w:t>
+      </w:r>
+      <w:r>
+        <w:rPr>
+          <w:rFonts w:ascii="Microsoft YaHei" w:hAnsi="Microsoft YaHei" w:eastAsia="Microsoft YaHei"/>
+          <w:sz w:val="21"/>
+        </w:rPr>
+        <w:t xml:space="preserve"> 承载 GL 学习协议、开放中文对话课程、teacher-off/no-leakage 验证和技能包材料; </w:t>
+      </w:r>
+      <w:r>
+        <w:rPr>
+          <w:rFonts w:ascii="Consolas" w:hAnsi="Consolas" w:eastAsia="Consolas"/>
+          <w:sz w:val="21"/>
+        </w:rPr>
+        <w:t>APV2-Reproduction-Artifacts</w:t>
+      </w:r>
+      <w:r>
+        <w:rPr>
+          <w:rFonts w:ascii="Microsoft YaHei" w:hAnsi="Microsoft YaHei" w:eastAsia="Microsoft YaHei"/>
+          <w:sz w:val="21"/>
+        </w:rPr>
+        <w:t xml:space="preserve"> 承载冻结 artifact、manifest、SHA-256、复跑命令和第三方复现整理。第三方 Rust 复现仓库 </w:t>
+      </w:r>
+      <w:r>
+        <w:rPr>
+          <w:rFonts w:ascii="Consolas" w:hAnsi="Consolas" w:eastAsia="Consolas"/>
+          <w:sz w:val="21"/>
+        </w:rPr>
+        <w:t>ACG-j/artificial_psyarch</w:t>
+      </w:r>
+      <w:r>
+        <w:rPr>
+          <w:rFonts w:ascii="Microsoft YaHei" w:hAnsi="Microsoft YaHei" w:eastAsia="Microsoft YaHei"/>
+          <w:sz w:val="21"/>
+        </w:rPr>
+        <w:t xml:space="preserve"> 作为独立参考实现保留。</w:t>
+      </w:r>
+    </w:p>
+    <w:p>
+      <w:pPr>
+        <w:ind w:firstLine="420"/>
+      </w:pPr>
+      <w:r>
+        <w:rPr>
+          <w:rFonts w:ascii="Microsoft YaHei" w:hAnsi="Microsoft YaHei" w:eastAsia="Microsoft YaHei"/>
+          <w:sz w:val="21"/>
+        </w:rPr>
+        <w:t xml:space="preserve">复现锚点由三层组成: 公开仓库 tag </w:t>
+      </w:r>
+      <w:r>
+        <w:rPr>
+          <w:rFonts w:ascii="Consolas" w:hAnsi="Consolas" w:eastAsia="Consolas"/>
+          <w:sz w:val="21"/>
+        </w:rPr>
+        <w:t>apv2-release-20260614-final-longreport</w:t>
+      </w:r>
+      <w:r>
+        <w:rPr>
+          <w:rFonts w:ascii="Microsoft YaHei" w:hAnsi="Microsoft YaHei" w:eastAsia="Microsoft YaHei"/>
+          <w:sz w:val="21"/>
+        </w:rPr>
+        <w:t xml:space="preserve">, 各仓库内的 </w:t>
+      </w:r>
+      <w:r>
+        <w:rPr>
+          <w:rFonts w:ascii="Consolas" w:hAnsi="Consolas" w:eastAsia="Consolas"/>
+          <w:sz w:val="21"/>
+        </w:rPr>
+        <w:t>PUBLIC_STAGING_MANIFEST.json</w:t>
+      </w:r>
+      <w:r>
+        <w:rPr>
+          <w:rFonts w:ascii="Microsoft YaHei" w:hAnsi="Microsoft YaHei" w:eastAsia="Microsoft YaHei"/>
+          <w:sz w:val="21"/>
+        </w:rPr>
+        <w:t xml:space="preserve">, 以及外层 </w:t>
+      </w:r>
+      <w:r>
+        <w:rPr>
+          <w:rFonts w:ascii="Consolas" w:hAnsi="Consolas" w:eastAsia="Consolas"/>
+          <w:sz w:val="21"/>
+        </w:rPr>
+        <w:t>PUBLIC_REPO_STAGING_SUMMARY.json</w:t>
+      </w:r>
+      <w:r>
+        <w:rPr>
+          <w:rFonts w:ascii="Microsoft YaHei" w:hAnsi="Microsoft YaHei" w:eastAsia="Microsoft YaHei"/>
+          <w:sz w:val="21"/>
+        </w:rPr>
+        <w:t xml:space="preserve"> 中记录的 zip SHA-256。发布文档本身也由 </w:t>
+      </w:r>
+      <w:r>
+        <w:rPr>
+          <w:rFonts w:ascii="Consolas" w:hAnsi="Consolas" w:eastAsia="Consolas"/>
+          <w:sz w:val="21"/>
+        </w:rPr>
+        <w:t>paper_artifacts/release_20260614/release_manifest_20260614.json</w:t>
+      </w:r>
+      <w:r>
+        <w:rPr>
+          <w:rFonts w:ascii="Microsoft YaHei" w:hAnsi="Microsoft YaHei" w:eastAsia="Microsoft YaHei"/>
+          <w:sz w:val="21"/>
+        </w:rPr>
+        <w:t xml:space="preserve"> 记录 Word/PDF 文件的 bytes 与 SHA-256。这样读者可以从论文主张追溯到仓库文件、实验输出、文档版本和外发压缩包。</w:t>
+      </w:r>
+    </w:p>
+    <w:p>
+      <w:pPr>
+        <w:ind w:firstLine="420"/>
+      </w:pPr>
+      <w:r>
+        <w:rPr>
+          <w:rFonts w:ascii="Microsoft YaHei" w:hAnsi="Microsoft YaHei" w:eastAsia="Microsoft YaHei"/>
+          <w:sz w:val="21"/>
+        </w:rPr>
+        <w:t xml:space="preserve">代码以 </w:t>
+      </w:r>
+      <w:r>
+        <w:rPr>
+          <w:rFonts w:ascii="Consolas" w:hAnsi="Consolas" w:eastAsia="Consolas"/>
+          <w:sz w:val="21"/>
+        </w:rPr>
+        <w:t>APV2 Public Research License v2026-06-14</w:t>
+      </w:r>
+      <w:r>
+        <w:rPr>
+          <w:rFonts w:ascii="Microsoft YaHei" w:hAnsi="Microsoft YaHei" w:eastAsia="Microsoft YaHei"/>
+          <w:sz w:val="21"/>
+        </w:rPr>
+        <w:t xml:space="preserve"> 发布为 source-available public research preview。该许可证允许公开阅读、克隆、本地复验、非商业研究评估和合理引用，同时保留商业使用、模型训练或评测数据复用、数据集/技能包再打包、产品部署和官方衍生版本声明等权限边界。</w:t>
+      </w:r>
+    </w:p>
+    <w:p>
+      <w:pPr>
+        <w:pStyle w:val="Heading1"/>
+      </w:pPr>
+      <w:r>
+        <w:rPr>
+          <w:rFonts w:ascii="Microsoft YaHei" w:hAnsi="Microsoft YaHei" w:eastAsia="Microsoft YaHei"/>
+          <w:sz w:val="32"/>
+        </w:rPr>
+        <w:t>8. 适用边界与下一步</w:t>
       </w:r>
     </w:p>
     <w:p>
@@ -4261,7 +4435,7 @@
           <w:rFonts w:ascii="Microsoft YaHei" w:hAnsi="Microsoft YaHei" w:eastAsia="Microsoft YaHei"/>
           <w:sz w:val="32"/>
         </w:rPr>
-        <w:t>8. 结论</w:t>
+        <w:t>9. 结论</w:t>
       </w:r>
     </w:p>
     <w:p>

--- a/paper_artifacts/release_20260614/APV2_论文_白箱预测行动闭环架构_20260614.docx
+++ b/paper_artifacts/release_20260614/APV2_论文_白箱预测行动闭环架构_20260614.docx
@@ -493,7 +493,7 @@
       <w:r>
         <w:drawing>
           <wp:inline xmlns:a="http://schemas.openxmlformats.org/drawingml/2006/main" xmlns:pic="http://schemas.openxmlformats.org/drawingml/2006/picture">
-            <wp:extent cx="5394960" cy="3715847"/>
+            <wp:extent cx="5394960" cy="3782219"/>
             <wp:docPr id="1" name="Picture 1"/>
             <wp:cNvGraphicFramePr>
               <a:graphicFrameLocks noChangeAspect="1"/>
@@ -502,7 +502,7 @@
               <a:graphicData uri="http://schemas.openxmlformats.org/drawingml/2006/picture">
                 <pic:pic>
                   <pic:nvPicPr>
-                    <pic:cNvPr id="0" name="f_ev1_evidence_panorama.png"/>
+                    <pic:cNvPr id="0" name="fig1_apv2_evidence_stack_journal.png"/>
                     <pic:cNvPicPr/>
                   </pic:nvPicPr>
                   <pic:blipFill>
@@ -514,7 +514,7 @@
                   <pic:spPr>
                     <a:xfrm>
                       <a:off x="0" y="0"/>
-                      <a:ext cx="5394960" cy="3715847"/>
+                      <a:ext cx="5394960" cy="3782219"/>
                     </a:xfrm>
                     <a:prstGeom prst="rect"/>
                   </pic:spPr>
@@ -1129,6 +1129,778 @@
     </w:p>
     <w:p>
       <w:pPr>
+        <w:ind w:firstLine="420"/>
+      </w:pPr>
+      <w:r>
+        <w:rPr>
+          <w:rFonts w:ascii="Microsoft YaHei" w:hAnsi="Microsoft YaHei" w:eastAsia="Microsoft YaHei"/>
+          <w:sz w:val="21"/>
+        </w:rPr>
+        <w:t>表 1 给出短主文中的核心公式如何落到当前实现字段。完整参数表、代码路径和真实 JSON 摘录见配套长技术报告的“期刊最终版附录”。</w:t>
+      </w:r>
+    </w:p>
+    <w:tbl>
+      <w:tblPr>
+        <w:tblStyle w:val="TableGrid"/>
+        <w:tblW w:type="auto" w:w="0"/>
+        <w:tblLook w:firstColumn="1" w:firstRow="1" w:lastColumn="0" w:lastRow="0" w:noHBand="0" w:noVBand="1" w:val="04A0"/>
+      </w:tblPr>
+      <w:tblGrid>
+        <w:gridCol w:w="2498"/>
+        <w:gridCol w:w="2498"/>
+        <w:gridCol w:w="2498"/>
+        <w:gridCol w:w="2498"/>
+      </w:tblGrid>
+      <w:tr>
+        <w:tc>
+          <w:tcPr>
+            <w:tcW w:type="dxa" w:w="2498"/>
+          </w:tcPr>
+          <w:p>
+            <w:r>
+              <w:rPr>
+                <w:b/>
+              </w:rPr>
+            </w:r>
+            <w:r>
+              <w:rPr>
+                <w:rFonts w:ascii="Microsoft YaHei" w:hAnsi="Microsoft YaHei" w:eastAsia="Microsoft YaHei"/>
+                <w:b/>
+                <w:sz w:val="18"/>
+              </w:rPr>
+              <w:t>机制</w:t>
+            </w:r>
+          </w:p>
+        </w:tc>
+        <w:tc>
+          <w:tcPr>
+            <w:tcW w:type="dxa" w:w="2498"/>
+          </w:tcPr>
+          <w:p>
+            <w:r>
+              <w:rPr>
+                <w:b/>
+              </w:rPr>
+            </w:r>
+            <w:r>
+              <w:rPr>
+                <w:rFonts w:ascii="Microsoft YaHei" w:hAnsi="Microsoft YaHei" w:eastAsia="Microsoft YaHei"/>
+                <w:b/>
+                <w:sz w:val="18"/>
+              </w:rPr>
+              <w:t>公式/变量</w:t>
+            </w:r>
+          </w:p>
+        </w:tc>
+        <w:tc>
+          <w:tcPr>
+            <w:tcW w:type="dxa" w:w="2498"/>
+          </w:tcPr>
+          <w:p>
+            <w:r>
+              <w:rPr>
+                <w:b/>
+              </w:rPr>
+            </w:r>
+            <w:r>
+              <w:rPr>
+                <w:rFonts w:ascii="Microsoft YaHei" w:hAnsi="Microsoft YaHei" w:eastAsia="Microsoft YaHei"/>
+                <w:b/>
+                <w:sz w:val="18"/>
+              </w:rPr>
+              <w:t>代码字段与默认值</w:t>
+            </w:r>
+          </w:p>
+        </w:tc>
+        <w:tc>
+          <w:tcPr>
+            <w:tcW w:type="dxa" w:w="2498"/>
+          </w:tcPr>
+          <w:p>
+            <w:r>
+              <w:rPr>
+                <w:b/>
+              </w:rPr>
+            </w:r>
+            <w:r>
+              <w:rPr>
+                <w:rFonts w:ascii="Microsoft YaHei" w:hAnsi="Microsoft YaHei" w:eastAsia="Microsoft YaHei"/>
+                <w:b/>
+                <w:sz w:val="18"/>
+              </w:rPr>
+              <w:t>可观测 trace</w:t>
+            </w:r>
+          </w:p>
+        </w:tc>
+      </w:tr>
+      <w:tr>
+        <w:tc>
+          <w:tcPr>
+            <w:tcW w:type="dxa" w:w="2498"/>
+          </w:tcPr>
+          <w:p>
+            <w:r/>
+            <w:r>
+              <w:rPr>
+                <w:rFonts w:ascii="Microsoft YaHei" w:hAnsi="Microsoft YaHei" w:eastAsia="Microsoft YaHei"/>
+                <w:sz w:val="18"/>
+              </w:rPr>
+              <w:t>双能量状态池</w:t>
+            </w:r>
+          </w:p>
+        </w:tc>
+        <w:tc>
+          <w:tcPr>
+            <w:tcW w:type="dxa" w:w="2498"/>
+          </w:tcPr>
+          <w:p>
+            <w:r/>
+            <w:r>
+              <w:rPr>
+                <w:rFonts w:ascii="Consolas" w:hAnsi="Consolas" w:eastAsia="Consolas"/>
+                <w:sz w:val="18"/>
+              </w:rPr>
+              <w:t>r_i(t+1), v_i(t+1)</w:t>
+            </w:r>
+          </w:p>
+        </w:tc>
+        <w:tc>
+          <w:tcPr>
+            <w:tcW w:type="dxa" w:w="2498"/>
+          </w:tcPr>
+          <w:p>
+            <w:r/>
+            <w:r>
+              <w:rPr>
+                <w:rFonts w:ascii="Consolas" w:hAnsi="Consolas" w:eastAsia="Consolas"/>
+                <w:sz w:val="18"/>
+              </w:rPr>
+              <w:t>StatePoolConfig.real_decay=0.9</w:t>
+            </w:r>
+            <w:r>
+              <w:rPr>
+                <w:rFonts w:ascii="Microsoft YaHei" w:hAnsi="Microsoft YaHei" w:eastAsia="Microsoft YaHei"/>
+                <w:sz w:val="18"/>
+              </w:rPr>
+              <w:t xml:space="preserve">, </w:t>
+            </w:r>
+            <w:r>
+              <w:rPr>
+                <w:rFonts w:ascii="Consolas" w:hAnsi="Consolas" w:eastAsia="Consolas"/>
+                <w:sz w:val="18"/>
+              </w:rPr>
+              <w:t>virtual_decay=0.86</w:t>
+            </w:r>
+          </w:p>
+        </w:tc>
+        <w:tc>
+          <w:tcPr>
+            <w:tcW w:type="dxa" w:w="2498"/>
+          </w:tcPr>
+          <w:p>
+            <w:r/>
+            <w:r>
+              <w:rPr>
+                <w:rFonts w:ascii="Consolas" w:hAnsi="Consolas" w:eastAsia="Consolas"/>
+                <w:sz w:val="18"/>
+              </w:rPr>
+              <w:t>state_snapshot.items[*].real_energy / virtual_energy / cognitive_pressure</w:t>
+            </w:r>
+          </w:p>
+        </w:tc>
+      </w:tr>
+      <w:tr>
+        <w:tc>
+          <w:tcPr>
+            <w:tcW w:type="dxa" w:w="2498"/>
+          </w:tcPr>
+          <w:p>
+            <w:r/>
+            <w:r>
+              <w:rPr>
+                <w:rFonts w:ascii="Microsoft YaHei" w:hAnsi="Microsoft YaHei" w:eastAsia="Microsoft YaHei"/>
+                <w:sz w:val="18"/>
+              </w:rPr>
+              <w:t>固定预算读出</w:t>
+            </w:r>
+          </w:p>
+        </w:tc>
+        <w:tc>
+          <w:tcPr>
+            <w:tcW w:type="dxa" w:w="2498"/>
+          </w:tcPr>
+          <w:p>
+            <w:r/>
+            <w:r>
+              <w:rPr>
+                <w:rFonts w:ascii="Consolas" w:hAnsi="Consolas" w:eastAsia="Consolas"/>
+                <w:sz w:val="18"/>
+              </w:rPr>
+              <w:t>S_t -&gt; bounded R_state</w:t>
+            </w:r>
+          </w:p>
+        </w:tc>
+        <w:tc>
+          <w:tcPr>
+            <w:tcW w:type="dxa" w:w="2498"/>
+          </w:tcPr>
+          <w:p>
+            <w:r/>
+            <w:r>
+              <w:rPr>
+                <w:rFonts w:ascii="Consolas" w:hAnsi="Consolas" w:eastAsia="Consolas"/>
+                <w:sz w:val="18"/>
+              </w:rPr>
+              <w:t>r_state_head_limit=7</w:t>
+            </w:r>
+            <w:r>
+              <w:rPr>
+                <w:rFonts w:ascii="Microsoft YaHei" w:hAnsi="Microsoft YaHei" w:eastAsia="Microsoft YaHei"/>
+                <w:sz w:val="18"/>
+              </w:rPr>
+              <w:t xml:space="preserve">, </w:t>
+            </w:r>
+            <w:r>
+              <w:rPr>
+                <w:rFonts w:ascii="Consolas" w:hAnsi="Consolas" w:eastAsia="Consolas"/>
+                <w:sz w:val="18"/>
+              </w:rPr>
+              <w:t>r_state_items_per_head=256</w:t>
+            </w:r>
+            <w:r>
+              <w:rPr>
+                <w:rFonts w:ascii="Microsoft YaHei" w:hAnsi="Microsoft YaHei" w:eastAsia="Microsoft YaHei"/>
+                <w:sz w:val="18"/>
+              </w:rPr>
+              <w:t xml:space="preserve">, </w:t>
+            </w:r>
+            <w:r>
+              <w:rPr>
+                <w:rFonts w:ascii="Consolas" w:hAnsi="Consolas" w:eastAsia="Consolas"/>
+                <w:sz w:val="18"/>
+              </w:rPr>
+              <w:t>memory_snapshot_limit=1024</w:t>
+            </w:r>
+          </w:p>
+        </w:tc>
+        <w:tc>
+          <w:tcPr>
+            <w:tcW w:type="dxa" w:w="2498"/>
+          </w:tcPr>
+          <w:p>
+            <w:r/>
+            <w:r>
+              <w:rPr>
+                <w:rFonts w:ascii="Consolas" w:hAnsi="Consolas" w:eastAsia="Consolas"/>
+                <w:sz w:val="18"/>
+              </w:rPr>
+              <w:t>r_state_snapshot/v1.heads</w:t>
+            </w:r>
+            <w:r>
+              <w:rPr>
+                <w:rFonts w:ascii="Microsoft YaHei" w:hAnsi="Microsoft YaHei" w:eastAsia="Microsoft YaHei"/>
+                <w:sz w:val="18"/>
+              </w:rPr>
+              <w:t xml:space="preserve">, memory </w:t>
+            </w:r>
+            <w:r>
+              <w:rPr>
+                <w:rFonts w:ascii="Consolas" w:hAnsi="Consolas" w:eastAsia="Consolas"/>
+                <w:sz w:val="18"/>
+              </w:rPr>
+              <w:t>state_field_items</w:t>
+            </w:r>
+          </w:p>
+        </w:tc>
+      </w:tr>
+      <w:tr>
+        <w:tc>
+          <w:tcPr>
+            <w:tcW w:type="dxa" w:w="2498"/>
+          </w:tcPr>
+          <w:p>
+            <w:r/>
+            <w:r>
+              <w:rPr>
+                <w:rFonts w:ascii="Microsoft YaHei" w:hAnsi="Microsoft YaHei" w:eastAsia="Microsoft YaHei"/>
+                <w:sz w:val="18"/>
+              </w:rPr>
+              <w:t>注意选择</w:t>
+            </w:r>
+          </w:p>
+        </w:tc>
+        <w:tc>
+          <w:tcPr>
+            <w:tcW w:type="dxa" w:w="2498"/>
+          </w:tcPr>
+          <w:p>
+            <w:r/>
+            <w:r>
+              <w:rPr>
+                <w:rFonts w:ascii="Consolas" w:hAnsi="Consolas" w:eastAsia="Consolas"/>
+                <w:sz w:val="18"/>
+              </w:rPr>
+              <w:t>focus_score</w:t>
+            </w:r>
+          </w:p>
+        </w:tc>
+        <w:tc>
+          <w:tcPr>
+            <w:tcW w:type="dxa" w:w="2498"/>
+          </w:tcPr>
+          <w:p>
+            <w:r/>
+            <w:r>
+              <w:rPr>
+                <w:rFonts w:ascii="Consolas" w:hAnsi="Consolas" w:eastAsia="Consolas"/>
+                <w:sz w:val="18"/>
+              </w:rPr>
+              <w:t>focus_limit=8</w:t>
+            </w:r>
+            <w:r>
+              <w:rPr>
+                <w:rFonts w:ascii="Microsoft YaHei" w:hAnsi="Microsoft YaHei" w:eastAsia="Microsoft YaHei"/>
+                <w:sz w:val="18"/>
+              </w:rPr>
+              <w:t xml:space="preserve">, </w:t>
+            </w:r>
+            <w:r>
+              <w:rPr>
+                <w:rFonts w:ascii="Consolas" w:hAnsi="Consolas" w:eastAsia="Consolas"/>
+                <w:sz w:val="18"/>
+              </w:rPr>
+              <w:t>pressure_gain=0.6</w:t>
+            </w:r>
+            <w:r>
+              <w:rPr>
+                <w:rFonts w:ascii="Microsoft YaHei" w:hAnsi="Microsoft YaHei" w:eastAsia="Microsoft YaHei"/>
+                <w:sz w:val="18"/>
+              </w:rPr>
+              <w:t xml:space="preserve">, </w:t>
+            </w:r>
+            <w:r>
+              <w:rPr>
+                <w:rFonts w:ascii="Consolas" w:hAnsi="Consolas" w:eastAsia="Consolas"/>
+                <w:sz w:val="18"/>
+              </w:rPr>
+              <w:t>virtual_energy_weight=0.25</w:t>
+            </w:r>
+          </w:p>
+        </w:tc>
+        <w:tc>
+          <w:tcPr>
+            <w:tcW w:type="dxa" w:w="2498"/>
+          </w:tcPr>
+          <w:p>
+            <w:r/>
+            <w:r>
+              <w:rPr>
+                <w:rFonts w:ascii="Consolas" w:hAnsi="Consolas" w:eastAsia="Consolas"/>
+                <w:sz w:val="18"/>
+              </w:rPr>
+              <w:t>focus.selected_labels</w:t>
+            </w:r>
+            <w:r>
+              <w:rPr>
+                <w:rFonts w:ascii="Microsoft YaHei" w:hAnsi="Microsoft YaHei" w:eastAsia="Microsoft YaHei"/>
+                <w:sz w:val="18"/>
+              </w:rPr>
+              <w:t>, attention ranked rows</w:t>
+            </w:r>
+          </w:p>
+        </w:tc>
+      </w:tr>
+      <w:tr>
+        <w:tc>
+          <w:tcPr>
+            <w:tcW w:type="dxa" w:w="2498"/>
+          </w:tcPr>
+          <w:p>
+            <w:r/>
+            <w:r>
+              <w:rPr>
+                <w:rFonts w:ascii="Microsoft YaHei" w:hAnsi="Microsoft YaHei" w:eastAsia="Microsoft YaHei"/>
+                <w:sz w:val="18"/>
+              </w:rPr>
+              <w:t>短期叙事槽</w:t>
+            </w:r>
+          </w:p>
+        </w:tc>
+        <w:tc>
+          <w:tcPr>
+            <w:tcW w:type="dxa" w:w="2498"/>
+          </w:tcPr>
+          <w:p>
+            <w:r/>
+            <w:r>
+              <w:rPr>
+                <w:rFonts w:ascii="Consolas" w:hAnsi="Consolas" w:eastAsia="Consolas"/>
+                <w:sz w:val="18"/>
+              </w:rPr>
+              <w:t>slot_energy(item)</w:t>
+            </w:r>
+          </w:p>
+        </w:tc>
+        <w:tc>
+          <w:tcPr>
+            <w:tcW w:type="dxa" w:w="2498"/>
+          </w:tcPr>
+          <w:p>
+            <w:r/>
+            <w:r>
+              <w:rPr>
+                <w:rFonts w:ascii="Consolas" w:hAnsi="Consolas" w:eastAsia="Consolas"/>
+                <w:sz w:val="18"/>
+              </w:rPr>
+              <w:t>capacity=32</w:t>
+            </w:r>
+            <w:r>
+              <w:rPr>
+                <w:rFonts w:ascii="Microsoft YaHei" w:hAnsi="Microsoft YaHei" w:eastAsia="Microsoft YaHei"/>
+                <w:sz w:val="18"/>
+              </w:rPr>
+              <w:t xml:space="preserve">, </w:t>
+            </w:r>
+            <w:r>
+              <w:rPr>
+                <w:rFonts w:ascii="Consolas" w:hAnsi="Consolas" w:eastAsia="Consolas"/>
+                <w:sz w:val="18"/>
+              </w:rPr>
+              <w:t>base_virtual_budget=0.72</w:t>
+            </w:r>
+            <w:r>
+              <w:rPr>
+                <w:rFonts w:ascii="Microsoft YaHei" w:hAnsi="Microsoft YaHei" w:eastAsia="Microsoft YaHei"/>
+                <w:sz w:val="18"/>
+              </w:rPr>
+              <w:t xml:space="preserve">, </w:t>
+            </w:r>
+            <w:r>
+              <w:rPr>
+                <w:rFonts w:ascii="Consolas" w:hAnsi="Consolas" w:eastAsia="Consolas"/>
+                <w:sz w:val="18"/>
+              </w:rPr>
+              <w:t>item_rank_decay=0.86</w:t>
+            </w:r>
+            <w:r>
+              <w:rPr>
+                <w:rFonts w:ascii="Microsoft YaHei" w:hAnsi="Microsoft YaHei" w:eastAsia="Microsoft YaHei"/>
+                <w:sz w:val="18"/>
+              </w:rPr>
+              <w:t xml:space="preserve">, </w:t>
+            </w:r>
+            <w:r>
+              <w:rPr>
+                <w:rFonts w:ascii="Consolas" w:hAnsi="Consolas" w:eastAsia="Consolas"/>
+                <w:sz w:val="18"/>
+              </w:rPr>
+              <w:t>item_order_decay=0.92</w:t>
+            </w:r>
+          </w:p>
+        </w:tc>
+        <w:tc>
+          <w:tcPr>
+            <w:tcW w:type="dxa" w:w="2498"/>
+          </w:tcPr>
+          <w:p>
+            <w:r/>
+            <w:r>
+              <w:rPr>
+                <w:rFonts w:ascii="Consolas" w:hAnsi="Consolas" w:eastAsia="Consolas"/>
+                <w:sz w:val="18"/>
+              </w:rPr>
+              <w:t>short_term_slot::summary/item/order/continuity/rhythm</w:t>
+            </w:r>
+          </w:p>
+        </w:tc>
+      </w:tr>
+      <w:tr>
+        <w:tc>
+          <w:tcPr>
+            <w:tcW w:type="dxa" w:w="2498"/>
+          </w:tcPr>
+          <w:p>
+            <w:r/>
+            <w:r>
+              <w:rPr>
+                <w:rFonts w:ascii="Microsoft YaHei" w:hAnsi="Microsoft YaHei" w:eastAsia="Microsoft YaHei"/>
+                <w:sz w:val="18"/>
+              </w:rPr>
+              <w:t>残差 B 召回</w:t>
+            </w:r>
+          </w:p>
+        </w:tc>
+        <w:tc>
+          <w:tcPr>
+            <w:tcW w:type="dxa" w:w="2498"/>
+          </w:tcPr>
+          <w:p>
+            <w:r/>
+            <w:r>
+              <w:rPr>
+                <w:rFonts w:ascii="Consolas" w:hAnsi="Consolas" w:eastAsia="Consolas"/>
+                <w:sz w:val="18"/>
+              </w:rPr>
+              <w:t>q_i^{k+1}</w:t>
+            </w:r>
+          </w:p>
+        </w:tc>
+        <w:tc>
+          <w:tcPr>
+            <w:tcW w:type="dxa" w:w="2498"/>
+          </w:tcPr>
+          <w:p>
+            <w:r/>
+            <w:r>
+              <w:rPr>
+                <w:rFonts w:ascii="Consolas" w:hAnsi="Consolas" w:eastAsia="Consolas"/>
+                <w:sz w:val="18"/>
+              </w:rPr>
+              <w:t>recall_top_k=5</w:t>
+            </w:r>
+            <w:r>
+              <w:rPr>
+                <w:rFonts w:ascii="Microsoft YaHei" w:hAnsi="Microsoft YaHei" w:eastAsia="Microsoft YaHei"/>
+                <w:sz w:val="18"/>
+              </w:rPr>
+              <w:t xml:space="preserve">, </w:t>
+            </w:r>
+            <w:r>
+              <w:rPr>
+                <w:rFonts w:ascii="Consolas" w:hAnsi="Consolas" w:eastAsia="Consolas"/>
+                <w:sz w:val="18"/>
+              </w:rPr>
+              <w:t>scoring_candidate_limit=96</w:t>
+            </w:r>
+            <w:r>
+              <w:rPr>
+                <w:rFonts w:ascii="Microsoft YaHei" w:hAnsi="Microsoft YaHei" w:eastAsia="Microsoft YaHei"/>
+                <w:sz w:val="18"/>
+              </w:rPr>
+              <w:t xml:space="preserve">, </w:t>
+            </w:r>
+            <w:r>
+              <w:rPr>
+                <w:rFonts w:ascii="Consolas" w:hAnsi="Consolas" w:eastAsia="Consolas"/>
+                <w:sz w:val="18"/>
+              </w:rPr>
+              <w:t>residual_recall_deepen_grasp_threshold=1.01</w:t>
+            </w:r>
+          </w:p>
+        </w:tc>
+        <w:tc>
+          <w:tcPr>
+            <w:tcW w:type="dxa" w:w="2498"/>
+          </w:tcPr>
+          <w:p>
+            <w:r/>
+            <w:r>
+              <w:rPr>
+                <w:rFonts w:ascii="Consolas" w:hAnsi="Consolas" w:eastAsia="Consolas"/>
+                <w:sz w:val="18"/>
+              </w:rPr>
+              <w:t>residual_b_recall_round/v1</w:t>
+            </w:r>
+          </w:p>
+        </w:tc>
+      </w:tr>
+      <w:tr>
+        <w:tc>
+          <w:tcPr>
+            <w:tcW w:type="dxa" w:w="2498"/>
+          </w:tcPr>
+          <w:p>
+            <w:r/>
+            <w:r>
+              <w:rPr>
+                <w:rFonts w:ascii="Microsoft YaHei" w:hAnsi="Microsoft YaHei" w:eastAsia="Microsoft YaHei"/>
+                <w:sz w:val="18"/>
+              </w:rPr>
+              <w:t>C/C* 后继预测</w:t>
+            </w:r>
+          </w:p>
+        </w:tc>
+        <w:tc>
+          <w:tcPr>
+            <w:tcW w:type="dxa" w:w="2498"/>
+          </w:tcPr>
+          <w:p>
+            <w:r/>
+            <w:r>
+              <w:rPr>
+                <w:rFonts w:ascii="Consolas" w:hAnsi="Consolas" w:eastAsia="Consolas"/>
+                <w:sz w:val="18"/>
+              </w:rPr>
+              <w:t>C*(x), K(lag)</w:t>
+            </w:r>
+          </w:p>
+        </w:tc>
+        <w:tc>
+          <w:tcPr>
+            <w:tcW w:type="dxa" w:w="2498"/>
+          </w:tcPr>
+          <w:p>
+            <w:r/>
+            <w:r>
+              <w:rPr>
+                <w:rFonts w:ascii="Consolas" w:hAnsi="Consolas" w:eastAsia="Consolas"/>
+                <w:sz w:val="18"/>
+              </w:rPr>
+              <w:t>predict_top_k=5</w:t>
+            </w:r>
+            <w:r>
+              <w:rPr>
+                <w:rFonts w:ascii="Microsoft YaHei" w:hAnsi="Microsoft YaHei" w:eastAsia="Microsoft YaHei"/>
+                <w:sz w:val="18"/>
+              </w:rPr>
+              <w:t xml:space="preserve">, </w:t>
+            </w:r>
+            <w:r>
+              <w:rPr>
+                <w:rFonts w:ascii="Consolas" w:hAnsi="Consolas" w:eastAsia="Consolas"/>
+                <w:sz w:val="18"/>
+              </w:rPr>
+              <w:t>prediction_energy_scale=0.55</w:t>
+            </w:r>
+            <w:r>
+              <w:rPr>
+                <w:rFonts w:ascii="Microsoft YaHei" w:hAnsi="Microsoft YaHei" w:eastAsia="Microsoft YaHei"/>
+                <w:sz w:val="18"/>
+              </w:rPr>
+              <w:t xml:space="preserve">, </w:t>
+            </w:r>
+            <w:r>
+              <w:rPr>
+                <w:rFonts w:ascii="Consolas" w:hAnsi="Consolas" w:eastAsia="Consolas"/>
+                <w:sz w:val="18"/>
+              </w:rPr>
+              <w:t>successor_bias_gain=0.42</w:t>
+            </w:r>
+          </w:p>
+        </w:tc>
+        <w:tc>
+          <w:tcPr>
+            <w:tcW w:type="dxa" w:w="2498"/>
+          </w:tcPr>
+          <w:p>
+            <w:r/>
+            <w:r>
+              <w:rPr>
+                <w:rFonts w:ascii="Consolas" w:hAnsi="Consolas" w:eastAsia="Consolas"/>
+                <w:sz w:val="18"/>
+              </w:rPr>
+              <w:t>memory.fast_cn / slow_cn</w:t>
+            </w:r>
+            <w:r>
+              <w:rPr>
+                <w:rFonts w:ascii="Microsoft YaHei" w:hAnsi="Microsoft YaHei" w:eastAsia="Microsoft YaHei"/>
+                <w:sz w:val="18"/>
+              </w:rPr>
+              <w:t xml:space="preserve">, </w:t>
+            </w:r>
+            <w:r>
+              <w:rPr>
+                <w:rFonts w:ascii="Consolas" w:hAnsi="Consolas" w:eastAsia="Consolas"/>
+                <w:sz w:val="18"/>
+              </w:rPr>
+              <w:t>cstar_budget_trace/v1</w:t>
+            </w:r>
+          </w:p>
+        </w:tc>
+      </w:tr>
+      <w:tr>
+        <w:tc>
+          <w:tcPr>
+            <w:tcW w:type="dxa" w:w="2498"/>
+          </w:tcPr>
+          <w:p>
+            <w:r/>
+            <w:r>
+              <w:rPr>
+                <w:rFonts w:ascii="Microsoft YaHei" w:hAnsi="Microsoft YaHei" w:eastAsia="Microsoft YaHei"/>
+                <w:sz w:val="18"/>
+              </w:rPr>
+              <w:t>在线 learned vector</w:t>
+            </w:r>
+          </w:p>
+        </w:tc>
+        <w:tc>
+          <w:tcPr>
+            <w:tcW w:type="dxa" w:w="2498"/>
+          </w:tcPr>
+          <w:p>
+            <w:r/>
+            <w:r>
+              <w:rPr>
+                <w:rFonts w:ascii="Consolas" w:hAnsi="Consolas" w:eastAsia="Consolas"/>
+                <w:sz w:val="18"/>
+              </w:rPr>
+              <w:t>learned_vector_i(t)</w:t>
+            </w:r>
+          </w:p>
+        </w:tc>
+        <w:tc>
+          <w:tcPr>
+            <w:tcW w:type="dxa" w:w="2498"/>
+          </w:tcPr>
+          <w:p>
+            <w:r/>
+            <w:r>
+              <w:rPr>
+                <w:rFonts w:ascii="Consolas" w:hAnsi="Consolas" w:eastAsia="Consolas"/>
+                <w:sz w:val="18"/>
+              </w:rPr>
+              <w:t>dim=32</w:t>
+            </w:r>
+            <w:r>
+              <w:rPr>
+                <w:rFonts w:ascii="Microsoft YaHei" w:hAnsi="Microsoft YaHei" w:eastAsia="Microsoft YaHei"/>
+                <w:sz w:val="18"/>
+              </w:rPr>
+              <w:t xml:space="preserve">, </w:t>
+            </w:r>
+            <w:r>
+              <w:rPr>
+                <w:rFonts w:ascii="Consolas" w:hAnsi="Consolas" w:eastAsia="Consolas"/>
+                <w:sz w:val="18"/>
+              </w:rPr>
+              <w:t>learned_weight=0.28</w:t>
+            </w:r>
+            <w:r>
+              <w:rPr>
+                <w:rFonts w:ascii="Microsoft YaHei" w:hAnsi="Microsoft YaHei" w:eastAsia="Microsoft YaHei"/>
+                <w:sz w:val="18"/>
+              </w:rPr>
+              <w:t xml:space="preserve">, </w:t>
+            </w:r>
+            <w:r>
+              <w:rPr>
+                <w:rFonts w:ascii="Consolas" w:hAnsi="Consolas" w:eastAsia="Consolas"/>
+                <w:sz w:val="18"/>
+              </w:rPr>
+              <w:t>per_tick_update_limit=8</w:t>
+            </w:r>
+          </w:p>
+        </w:tc>
+        <w:tc>
+          <w:tcPr>
+            <w:tcW w:type="dxa" w:w="2498"/>
+          </w:tcPr>
+          <w:p>
+            <w:r/>
+            <w:r>
+              <w:rPr>
+                <w:rFonts w:ascii="Consolas" w:hAnsi="Consolas" w:eastAsia="Consolas"/>
+                <w:sz w:val="18"/>
+              </w:rPr>
+              <w:t>vector_spaces.hash_vector / online_learned_vector</w:t>
+            </w:r>
+          </w:p>
+        </w:tc>
+      </w:tr>
+    </w:tbl>
+    <w:p>
+      <w:pPr>
         <w:pStyle w:val="Heading2"/>
       </w:pPr>
       <w:r>
@@ -1148,7 +1920,7 @@
           <w:rFonts w:ascii="Microsoft YaHei" w:hAnsi="Microsoft YaHei" w:eastAsia="Microsoft YaHei"/>
           <w:sz w:val="21"/>
         </w:rPr>
-        <w:t>下面是一个压缩示例，完整 trace schema 和更多样例放在长技术报告与 artifact 仓库中。假设用户输入“关关雎鸠”，系统历史中存在诗句后继经验:</w:t>
+        <w:t>下面先给出一个压缩示意，再给出真实 JSON 摘录位置。假设用户输入“关关雎鸠”，系统历史中存在诗句后继经验:</w:t>
       </w:r>
     </w:p>
     <w:tbl>
@@ -1700,6 +2472,193 @@
           <w:sz w:val="21"/>
         </w:rPr>
         <w:t>如果此时外界打断或 C* 没有清晰唯一峰，注意力会转向新输入、回看或请求澄清，而不是继续按固定 n-gram 输出。这个例子说明 APV2 的“接着说”来自状态池、短期槽、残差召回和 C* 后继峰共同作用，不是答案表或整句动作宏。</w:t>
+      </w:r>
+    </w:p>
+    <w:p>
+      <w:pPr>
+        <w:ind w:firstLine="420"/>
+      </w:pPr>
+      <w:r>
+        <w:rPr>
+          <w:rFonts w:ascii="Microsoft YaHei" w:hAnsi="Microsoft YaHei" w:eastAsia="Microsoft YaHei"/>
+          <w:sz w:val="21"/>
+        </w:rPr>
+        <w:t xml:space="preserve">真实记录摘录已固定在 </w:t>
+      </w:r>
+      <w:r>
+        <w:rPr>
+          <w:rFonts w:ascii="Consolas" w:hAnsi="Consolas" w:eastAsia="Consolas"/>
+          <w:sz w:val="21"/>
+        </w:rPr>
+        <w:t>paper_artifacts/release_20260614/apv2_real_trace_excerpt_20260615.json</w:t>
+      </w:r>
+      <w:r>
+        <w:rPr>
+          <w:rFonts w:ascii="Microsoft YaHei" w:hAnsi="Microsoft YaHei" w:eastAsia="Microsoft YaHei"/>
+          <w:sz w:val="21"/>
+        </w:rPr>
+        <w:t xml:space="preserve">。该文件从 </w:t>
+      </w:r>
+      <w:r>
+        <w:rPr>
+          <w:rFonts w:ascii="Consolas" w:hAnsi="Consolas" w:eastAsia="Consolas"/>
+          <w:sz w:val="21"/>
+        </w:rPr>
+        <w:t>outputs/apv21_debug_fresh10_turn9_fulltrace/sessions/dlg-a6a07b0851414743.json</w:t>
+      </w:r>
+      <w:r>
+        <w:rPr>
+          <w:rFonts w:ascii="Microsoft YaHei" w:hAnsi="Microsoft YaHei" w:eastAsia="Microsoft YaHei"/>
+          <w:sz w:val="21"/>
+        </w:rPr>
+        <w:t xml:space="preserve"> 和 </w:t>
+      </w:r>
+      <w:r>
+        <w:rPr>
+          <w:rFonts w:ascii="Consolas" w:hAnsi="Consolas" w:eastAsia="Consolas"/>
+          <w:sz w:val="21"/>
+        </w:rPr>
+        <w:t>outputs/apv22_apcore_dynamics_20260614_022059/apv22_apcore_dynamics.json</w:t>
+      </w:r>
+      <w:r>
+        <w:rPr>
+          <w:rFonts w:ascii="Microsoft YaHei" w:hAnsi="Microsoft YaHei" w:eastAsia="Microsoft YaHei"/>
+          <w:sz w:val="21"/>
+        </w:rPr>
+        <w:t xml:space="preserve"> 抽取，记录原始 SHA-256，并保留真实字段名。一个代表性 tick 摘录如下:</w:t>
+      </w:r>
+    </w:p>
+    <w:p>
+      <w:r>
+        <w:rPr>
+          <w:rFonts w:ascii="Consolas" w:hAnsi="Consolas" w:eastAsia="Consolas"/>
+          <w:sz w:val="18"/>
+        </w:rPr>
+        <w:t>{</w:t>
+        <w:br/>
+        <w:t xml:space="preserve">  "tick_index": 201,</w:t>
+        <w:br/>
+        <w:t xml:space="preserve">  "input_text": "我有点累的时候，你应该先怎么回应？",</w:t>
+        <w:br/>
+        <w:t xml:space="preserve">  "focus": {</w:t>
+        <w:br/>
+        <w:t xml:space="preserve">    "selected_labels": [</w:t>
+        <w:br/>
+        <w:t xml:space="preserve">      "feeling::coherence",</w:t>
+        <w:br/>
+        <w:t xml:space="preserve">      "action_feedback::stabilize_prediction",</w:t>
+        <w:br/>
+        <w:t xml:space="preserve">      "timefelt::elapsed"</w:t>
+        <w:br/>
+        <w:t xml:space="preserve">    ]</w:t>
+        <w:br/>
+        <w:t xml:space="preserve">  },</w:t>
+        <w:br/>
+        <w:t xml:space="preserve">  "feelings": {</w:t>
+        <w:br/>
+        <w:t xml:space="preserve">    "grasp": 0.8478,</w:t>
+        <w:br/>
+        <w:t xml:space="preserve">    "pressure": 0.375,</w:t>
+        <w:br/>
+        <w:t xml:space="preserve">    "uncertainty": 0.3742,</w:t>
+        <w:br/>
+        <w:t xml:space="preserve">    "evidence_gap": 0.2474</w:t>
+        <w:br/>
+        <w:t xml:space="preserve">  },</w:t>
+        <w:br/>
+        <w:t xml:space="preserve">  "selected_actions_top4": [</w:t>
+        <w:br/>
+        <w:t xml:space="preserve">    {"action_id": "action::stabilize_prediction", "drive": 1.8},</w:t>
+        <w:br/>
+        <w:t xml:space="preserve">    {"action_id": "action::recall_recent_context", "drive": 1.1734},</w:t>
+        <w:br/>
+        <w:t xml:space="preserve">    {"action_id": "action::continue_focus", "drive": 0.9368},</w:t>
+        <w:br/>
+        <w:t xml:space="preserve">    {"action_id": "action::wait", "drive": 0.9217}</w:t>
+        <w:br/>
+        <w:t xml:space="preserve">  ],</w:t>
+        <w:br/>
+        <w:t xml:space="preserve">  "short_term_slot_items_preview": [</w:t>
+        <w:br/>
+        <w:t xml:space="preserve">    "short_term_slot::summary",</w:t>
+        <w:br/>
+        <w:t xml:space="preserve">    "short_term_slot::item::feeling::coherence",</w:t>
+        <w:br/>
+        <w:t xml:space="preserve">    "short_term_slot::item::action_feedback::stabilize_prediction",</w:t>
+        <w:br/>
+        <w:t xml:space="preserve">    "short_term_slot::order::0::feeling::coherence"</w:t>
+        <w:br/>
+        <w:t xml:space="preserve">  ]</w:t>
+        <w:br/>
+        <w:t>}</w:t>
+      </w:r>
+    </w:p>
+    <w:p>
+      <w:pPr>
+        <w:ind w:firstLine="420"/>
+      </w:pPr>
+      <w:r>
+        <w:rPr>
+          <w:rFonts w:ascii="Microsoft YaHei" w:hAnsi="Microsoft YaHei" w:eastAsia="Microsoft YaHei"/>
+          <w:sz w:val="21"/>
+        </w:rPr>
+        <w:t xml:space="preserve">AP-Core dynamics 摘录同时记录了残差召回的逐轮吸收、后继 lag kernel 和压力 sweep。例如 </w:t>
+      </w:r>
+      <w:r>
+        <w:rPr>
+          <w:rFonts w:ascii="Consolas" w:hAnsi="Consolas" w:eastAsia="Consolas"/>
+          <w:sz w:val="21"/>
+        </w:rPr>
+        <w:t>ResidualDepth-1</w:t>
+      </w:r>
+      <w:r>
+        <w:rPr>
+          <w:rFonts w:ascii="Microsoft YaHei" w:hAnsi="Microsoft YaHei" w:eastAsia="Microsoft YaHei"/>
+          <w:sz w:val="21"/>
+        </w:rPr>
+        <w:t xml:space="preserve"> 中前三轮 residual mass 从 </w:t>
+      </w:r>
+      <w:r>
+        <w:rPr>
+          <w:rFonts w:ascii="Consolas" w:hAnsi="Consolas" w:eastAsia="Consolas"/>
+          <w:sz w:val="21"/>
+        </w:rPr>
+        <w:t>4.6 -&gt; 2.1671 -&gt; 1.3533 -&gt; 0.7742</w:t>
+      </w:r>
+      <w:r>
+        <w:rPr>
+          <w:rFonts w:ascii="Microsoft YaHei" w:hAnsi="Microsoft YaHei" w:eastAsia="Microsoft YaHei"/>
+          <w:sz w:val="21"/>
+        </w:rPr>
+        <w:t>，</w:t>
+      </w:r>
+      <w:r>
+        <w:rPr>
+          <w:rFonts w:ascii="Consolas" w:hAnsi="Consolas" w:eastAsia="Consolas"/>
+          <w:sz w:val="21"/>
+        </w:rPr>
+        <w:t>SuccessorPeakAblation-1</w:t>
+      </w:r>
+      <w:r>
+        <w:rPr>
+          <w:rFonts w:ascii="Microsoft YaHei" w:hAnsi="Microsoft YaHei" w:eastAsia="Microsoft YaHei"/>
+          <w:sz w:val="21"/>
+        </w:rPr>
+        <w:t xml:space="preserve"> 中 lag kernel 为 </w:t>
+      </w:r>
+      <w:r>
+        <w:rPr>
+          <w:rFonts w:ascii="Consolas" w:hAnsi="Consolas" w:eastAsia="Consolas"/>
+          <w:sz w:val="21"/>
+        </w:rPr>
+        <w:t>1.0, 0.42, 0.1101</w:t>
+      </w:r>
+      <w:r>
+        <w:rPr>
+          <w:rFonts w:ascii="Microsoft YaHei" w:hAnsi="Microsoft YaHei" w:eastAsia="Microsoft YaHei"/>
+          <w:sz w:val="21"/>
+        </w:rPr>
+        <w:t>，这些都来自机器可读 JSON，而不是手写图解。</w:t>
       </w:r>
     </w:p>
     <w:p>
@@ -2937,7 +3896,7 @@
       <w:r>
         <w:drawing>
           <wp:inline xmlns:a="http://schemas.openxmlformats.org/drawingml/2006/main" xmlns:pic="http://schemas.openxmlformats.org/drawingml/2006/picture">
-            <wp:extent cx="5394960" cy="2273738"/>
+            <wp:extent cx="5394960" cy="2564817"/>
             <wp:docPr id="2" name="Picture 2"/>
             <wp:cNvGraphicFramePr>
               <a:graphicFrameLocks noChangeAspect="1"/>
@@ -2946,7 +3905,7 @@
               <a:graphicData uri="http://schemas.openxmlformats.org/drawingml/2006/picture">
                 <pic:pic>
                   <pic:nvPicPr>
-                    <pic:cNvPr id="0" name="f_ev2_baseline_cost_vs_capability.png"/>
+                    <pic:cNvPr id="0" name="fig2_cost_capability_matrix_journal.png"/>
                     <pic:cNvPicPr/>
                   </pic:nvPicPr>
                   <pic:blipFill>
@@ -2958,7 +3917,7 @@
                   <pic:spPr>
                     <a:xfrm>
                       <a:off x="0" y="0"/>
-                      <a:ext cx="5394960" cy="2273738"/>
+                      <a:ext cx="5394960" cy="2564817"/>
                     </a:xfrm>
                     <a:prstGeom prst="rect"/>
                   </pic:spPr>
@@ -4411,7 +5370,7 @@
           <w:rFonts w:ascii="Microsoft YaHei" w:hAnsi="Microsoft YaHei" w:eastAsia="Microsoft YaHei"/>
           <w:sz w:val="21"/>
         </w:rPr>
-        <w:t>APV2 的能力边界也必须正面说明。它当前不试图替代拥有海量世界知识和强自然语言生成能力的大模型; 面对需要百科事实、复杂数学竞赛、长篇创作、代码工程或多工具开放规划的任务，APV2 需要教师、工具、外部知识源或更长课程。它的优势在另一层: 把当前状态、预测落差、短期叙事、行动反馈和学习痕迹组织成可审计的持续认知场。也就是说，APV2 更像一个可教学、可回看、可修正的认知底座; LLM 更适合承担教师、外部知识源、解释器和工具编排者。二者的关系是互补，而不是单纯胜负。</w:t>
+        <w:t>APV2 与拥有海量世界知识和强自然语言生成能力的大模型形成互补。面对百科事实、复杂数学竞赛、长篇创作、代码工程或多工具开放规划等任务，APV2 可以通过教师、工具、外部知识源和更长课程扩展能力; 它当前最突出的优势在另一层: 把当前状态、预测落差、短期叙事、行动反馈和学习痕迹组织成可审计的持续认知场。也就是说，APV2 是一个可教学、可回看、可修正的认知底座; LLM 则适合承担教师、外部知识源、解释器和工具编排者。二者的关系是互补，而不是单纯胜负。</w:t>
       </w:r>
     </w:p>
     <w:p>
@@ -4423,7 +5382,7 @@
           <w:rFonts w:ascii="Microsoft YaHei" w:hAnsi="Microsoft YaHei" w:eastAsia="Microsoft YaHei"/>
           <w:sz w:val="21"/>
         </w:rPr>
-        <w:t>这使 APV2 更适合被理解为持续认知架构的可复验工程原型，而不是一次性问答模型或产品包装。下一步最有价值的推进方向包括: 更长时间的真实在线运行、更多领域的 teacher-off/cold retest、真实桌面/桌宠长期交互、更多第三方独立实现、正式化引用与 venue 模板，以及把 artifact 仓库中的冻结证据扩展成更标准的学术复现包。这样的路线可以把当前的机制证明、学习验证和外部复现进一步推进为长期开放环境中的稳定能力证据。</w:t>
+        <w:t>这使 APV2 更适合被理解为持续认知架构的可复验工程原型，区别于一次性问答模型或产品包装。下一步最有价值的推进方向包括: 更长时间的真实在线运行、更多领域的 teacher-off/cold retest、真实桌面/桌宠长期交互、更多第三方独立实现、正式化引用与 venue 模板，以及把 artifact 仓库中的冻结证据扩展成更标准的学术复现包。这样的路线可以把当前的机制证明、学习验证和外部复现进一步推进为长期开放环境中的稳定能力证据，并为读者讨论 APV2 在开放世界智能路线中的位置提供更扎实的材料。</w:t>
       </w:r>
     </w:p>
     <w:p>
@@ -4460,6 +5419,162 @@
           <w:sz w:val="21"/>
         </w:rPr>
         <w:t>因此，APV2 的核心成果可以概括为: 它把“一个系统如何持续成为它自己”从哲学口号推进为可运行、可审计、可教学、可复现的工程原型。</w:t>
+      </w:r>
+    </w:p>
+    <w:p>
+      <w:pPr>
+        <w:pStyle w:val="Heading1"/>
+      </w:pPr>
+      <w:r>
+        <w:rPr>
+          <w:rFonts w:ascii="Microsoft YaHei" w:hAnsi="Microsoft YaHei" w:eastAsia="Microsoft YaHei"/>
+          <w:sz w:val="32"/>
+        </w:rPr>
+        <w:t>10. 参考文献</w:t>
+      </w:r>
+    </w:p>
+    <w:p>
+      <w:pPr>
+        <w:ind w:firstLine="420"/>
+      </w:pPr>
+      <w:r>
+        <w:rPr>
+          <w:rFonts w:ascii="Microsoft YaHei" w:hAnsi="Microsoft YaHei" w:eastAsia="Microsoft YaHei"/>
+          <w:sz w:val="21"/>
+        </w:rPr>
+        <w:t>[LeCun2015] LeCun, Y., Bengio, Y., &amp; Hinton, G. (2015). Deep learning. Nature, 521, 436-444. DOI: 10.1038/nature14539.</w:t>
+      </w:r>
+    </w:p>
+    <w:p>
+      <w:pPr>
+        <w:ind w:firstLine="420"/>
+      </w:pPr>
+      <w:r>
+        <w:rPr>
+          <w:rFonts w:ascii="Microsoft YaHei" w:hAnsi="Microsoft YaHei" w:eastAsia="Microsoft YaHei"/>
+          <w:sz w:val="21"/>
+        </w:rPr>
+        <w:t>[Vaswani2017] Vaswani, A., Shazeer, N., Parmar, N., Uszkoreit, J., Jones, L., Gomez, A. N., Kaiser, L., &amp; Polosukhin, I. (2017). Attention Is All You Need. Advances in Neural Information Processing Systems 30. arXiv:1706.03762.</w:t>
+      </w:r>
+    </w:p>
+    <w:p>
+      <w:pPr>
+        <w:ind w:firstLine="420"/>
+      </w:pPr>
+      <w:r>
+        <w:rPr>
+          <w:rFonts w:ascii="Microsoft YaHei" w:hAnsi="Microsoft YaHei" w:eastAsia="Microsoft YaHei"/>
+          <w:sz w:val="21"/>
+        </w:rPr>
+        <w:t>[Brown2020] Brown, T. B., Mann, B., Ryder, N., et al. (2020). Language Models are Few-Shot Learners. Advances in Neural Information Processing Systems 33.</w:t>
+      </w:r>
+    </w:p>
+    <w:p>
+      <w:pPr>
+        <w:ind w:firstLine="420"/>
+      </w:pPr>
+      <w:r>
+        <w:rPr>
+          <w:rFonts w:ascii="Microsoft YaHei" w:hAnsi="Microsoft YaHei" w:eastAsia="Microsoft YaHei"/>
+          <w:sz w:val="21"/>
+        </w:rPr>
+        <w:t>[Yao2023ReAct] Yao, S., Zhao, J., Yu, D., et al. (2023). ReAct: Synergizing Reasoning and Acting in Language Models. International Conference on Learning Representations. arXiv:2210.03629.</w:t>
+      </w:r>
+    </w:p>
+    <w:p>
+      <w:pPr>
+        <w:ind w:firstLine="420"/>
+      </w:pPr>
+      <w:r>
+        <w:rPr>
+          <w:rFonts w:ascii="Microsoft YaHei" w:hAnsi="Microsoft YaHei" w:eastAsia="Microsoft YaHei"/>
+          <w:sz w:val="21"/>
+        </w:rPr>
+        <w:t>[Shinn2023Reflexion] Shinn, N., Cassano, F., Gopinath, A., Narasimhan, K., &amp; Yao, S. (2023). Reflexion: Language Agents with Verbal Reinforcement Learning. arXiv:2303.11366.</w:t>
+      </w:r>
+    </w:p>
+    <w:p>
+      <w:pPr>
+        <w:ind w:firstLine="420"/>
+      </w:pPr>
+      <w:r>
+        <w:rPr>
+          <w:rFonts w:ascii="Microsoft YaHei" w:hAnsi="Microsoft YaHei" w:eastAsia="Microsoft YaHei"/>
+          <w:sz w:val="21"/>
+        </w:rPr>
+        <w:t>[Park2023GenerativeAgents] Park, J. S., O'Brien, J. C., Cai, C. J., Morris, M. R., Liang, P., &amp; Bernstein, M. S. (2023). Generative Agents: Interactive Simulacra of Human Behavior. UIST 2023. arXiv:2304.03442.</w:t>
+      </w:r>
+    </w:p>
+    <w:p>
+      <w:pPr>
+        <w:ind w:firstLine="420"/>
+      </w:pPr>
+      <w:r>
+        <w:rPr>
+          <w:rFonts w:ascii="Microsoft YaHei" w:hAnsi="Microsoft YaHei" w:eastAsia="Microsoft YaHei"/>
+          <w:sz w:val="21"/>
+        </w:rPr>
+        <w:t>[Newell1990] Newell, A. (1990). Unified Theories of Cognition. Harvard University Press.</w:t>
+      </w:r>
+    </w:p>
+    <w:p>
+      <w:pPr>
+        <w:ind w:firstLine="420"/>
+      </w:pPr>
+      <w:r>
+        <w:rPr>
+          <w:rFonts w:ascii="Microsoft YaHei" w:hAnsi="Microsoft YaHei" w:eastAsia="Microsoft YaHei"/>
+          <w:sz w:val="21"/>
+        </w:rPr>
+        <w:t>[Laird2012Soar] Laird, J. E. (2012). The Soar Cognitive Architecture. MIT Press.</w:t>
+      </w:r>
+    </w:p>
+    <w:p>
+      <w:pPr>
+        <w:ind w:firstLine="420"/>
+      </w:pPr>
+      <w:r>
+        <w:rPr>
+          <w:rFonts w:ascii="Microsoft YaHei" w:hAnsi="Microsoft YaHei" w:eastAsia="Microsoft YaHei"/>
+          <w:sz w:val="21"/>
+        </w:rPr>
+        <w:t>[Anderson2004] Anderson, J. R., Bothell, D., Byrne, M. D., Douglass, S., Lebiere, C., &amp; Qin, Y. (2004). An Integrated Theory of the Mind. Psychological Review, 111(4), 1036-1060. DOI: 10.1037/0033-295X.111.4.1036.</w:t>
+      </w:r>
+    </w:p>
+    <w:p>
+      <w:pPr>
+        <w:ind w:firstLine="420"/>
+      </w:pPr>
+      <w:r>
+        <w:rPr>
+          <w:rFonts w:ascii="Microsoft YaHei" w:hAnsi="Microsoft YaHei" w:eastAsia="Microsoft YaHei"/>
+          <w:sz w:val="21"/>
+        </w:rPr>
+        <w:t>[Friston2010] Friston, K. (2010). The free-energy principle: a unified brain theory? Nature Reviews Neuroscience, 11, 127-138. DOI: 10.1038/nrn2787.</w:t>
+      </w:r>
+    </w:p>
+    <w:p>
+      <w:pPr>
+        <w:ind w:firstLine="420"/>
+      </w:pPr>
+      <w:r>
+        <w:rPr>
+          <w:rFonts w:ascii="Microsoft YaHei" w:hAnsi="Microsoft YaHei" w:eastAsia="Microsoft YaHei"/>
+          <w:sz w:val="21"/>
+        </w:rPr>
+        <w:t>[Clark2013] Clark, A. (2013). Whatever next? Predictive brains, situated agents, and the future of cognitive science. Behavioral and Brain Sciences, 36, 181-204. DOI: 10.1017/S0140525X12000477.</w:t>
+      </w:r>
+    </w:p>
+    <w:p>
+      <w:pPr>
+        <w:ind w:firstLine="420"/>
+      </w:pPr>
+      <w:r>
+        <w:rPr>
+          <w:rFonts w:ascii="Microsoft YaHei" w:hAnsi="Microsoft YaHei" w:eastAsia="Microsoft YaHei"/>
+          <w:sz w:val="21"/>
+        </w:rPr>
+        <w:t>[Pineau2021] Pineau, J., Vincent-Lamarre, P., Sinha, K., Lariviere, V., Beygelzimer, A., d'Alche-Buc, F., Fox, E., &amp; Larochelle, H. (2021). Improving Reproducibility in Machine Learning Research. Journal of Machine Learning Research, 22(164), 1-20.</w:t>
       </w:r>
     </w:p>
     <w:sectPr>
